--- a/Team-Building-The-View-Bouznika.docx
+++ b/Team-Building-The-View-Bouznika.docx
@@ -75,7 +75,7 @@
           <w:sz w:val="20"/>
           <w:szCs w:val="20"/>
         </w:rPr>
-        <w:t xml:space="preserve">5 offres   ·   3 jours / 2 nuits   ·   15 à 80 participants   ·   40 min de Casa &amp; Rabat</w:t>
+        <w:t xml:space="preserve">6 offres   ·   2 à 3 jours   ·   15 à 120+ participants   ·   40 min de Casa &amp; Rabat</w:t>
       </w:r>
     </w:p>
     <w:p>
@@ -156,7 +156,7 @@
         <w:t xml:space="preserve">Mazagan Beach Resort (El Jadida) : </w:t>
       </w:r>
       <w:r>
-        <w:t xml:space="preserve">250 ha, golf 18 trous, MICE intégré. Faille — trop vaste, peu intime, wellness non central.</w:t>
+        <w:t xml:space="preserve">250 ha, golf 18 trous, MICE intégré. Faille — site trop dispersé, peu intime, wellness non central dans le discours MICE.</w:t>
       </w:r>
     </w:p>
     <w:p>
@@ -176,7 +176,7 @@
         <w:t xml:space="preserve">Conrad Rabat Arzana : </w:t>
       </w:r>
       <w:r>
-        <w:t xml:space="preserve">premium feutré, gastronomie et banquets. Faille — team building peu structuré en offres packagées.</w:t>
+        <w:t xml:space="preserve">resort 5★ front de mer (Plage des Nations), gastronomie premium, spa. Faille — team building peu structuré, pas d'offres packagées thématisées, pas de golf.</w:t>
       </w:r>
     </w:p>
     <w:p>
@@ -193,26 +193,10 @@
           <w:b/>
           <w:bCs/>
         </w:rPr>
-        <w:t xml:space="preserve">Agences spécialisées (Red Rock, Morocco Retreats) : </w:t>
-      </w:r>
-      <w:r>
-        <w:t xml:space="preserve">formats packagés à thématique RH. Faille — aucun lieu propre, elles dépendent des hôtels.</w:t>
-      </w:r>
-    </w:p>
-    <w:p>
-      <w:pPr>
-        <w:pStyle w:val="Heading2"/>
-        <w:spacing w:after="80" w:before="240"/>
-      </w:pPr>
-      <w:r>
-        <w:rPr>
-          <w:b/>
-          <w:bCs/>
-          <w:color w:val="1C7293"/>
-          <w:sz w:val="26"/>
-          <w:szCs w:val="26"/>
-        </w:rPr>
-        <w:t xml:space="preserve">Le boulevard stratégique</w:t>
+        <w:t xml:space="preserve">Sofitel Marrakech Lounge &amp; Spa : </w:t>
+      </w:r>
+      <w:r>
+        <w:t xml:space="preserve">5★ urbain, spa Shiseido, piscine, forte réputation MICE. Faille — pas de front de mer, pas de golf sur site, éloigné des grands bassins d'entreprises côtiers.</w:t>
       </w:r>
     </w:p>
     <w:p>
@@ -225,7 +209,14 @@
         <w:spacing w:after="40"/>
       </w:pPr>
       <w:r>
-        <w:t xml:space="preserve">Wellness mesurable (InBody, LPG, detox) intégré au team building — personne ne l'a sur la côte.</w:t>
+        <w:rPr>
+          <w:b/>
+          <w:bCs/>
+        </w:rPr>
+        <w:t xml:space="preserve">Fairmont Royal Palm Marrakech : </w:t>
+      </w:r>
+      <w:r>
+        <w:t xml:space="preserve">resort 5★ avec golf 18 trous, cadre exceptionnel. Faille — 3h de route depuis Casablanca, positionnement luxe inaccessible pour groupes corporate standards.</w:t>
       </w:r>
     </w:p>
     <w:p>
@@ -238,7 +229,14 @@
         <w:spacing w:after="40"/>
       </w:pPr>
       <w:r>
-        <w:t xml:space="preserve">Site compact et complet (front de mer + golf + chapiteau + 3 restaurants) à l'inverse de Mazagan dispersé.</w:t>
+        <w:rPr>
+          <w:b/>
+          <w:bCs/>
+        </w:rPr>
+        <w:t xml:space="preserve">Club Med La Palmeraie Marrakech : </w:t>
+      </w:r>
+      <w:r>
+        <w:t xml:space="preserve">formule tout-compris, sports variés, grande capacité. Faille — image « vacances en famille », manque de personnalisation premium et de dimension wellness médicalisée.</w:t>
       </w:r>
     </w:p>
     <w:p>
@@ -251,7 +249,146 @@
         <w:spacing w:after="40"/>
       </w:pPr>
       <w:r>
-        <w:t xml:space="preserve">Proximité imbattable : 40 min de Casablanca comme de Rabat.</w:t>
+        <w:rPr>
+          <w:b/>
+          <w:bCs/>
+        </w:rPr>
+        <w:t xml:space="preserve">Tikida Golf Palace Agadir : </w:t>
+      </w:r>
+      <w:r>
+        <w:t xml:space="preserve">5★ avec golf, proche d'Agadir. Faille — trop éloigné de Casablanca-Rabat (5h de route), offre team building non structurée.</w:t>
+      </w:r>
+    </w:p>
+    <w:p>
+      <w:pPr>
+        <w:pStyle w:val="ListParagraph"/>
+        <w:numPr>
+          <w:ilvl w:val="0"/>
+          <w:numId w:val="2"/>
+        </w:numPr>
+        <w:spacing w:after="40"/>
+      </w:pPr>
+      <w:r>
+        <w:rPr>
+          <w:b/>
+          <w:bCs/>
+        </w:rPr>
+        <w:t xml:space="preserve">Agences spécialisées (Red Rock, Morocco Retreats, AMA Voyages) : </w:t>
+      </w:r>
+      <w:r>
+        <w:t xml:space="preserve">formats packagés à thématique RH claire. Faille — aucun lieu propre, elles dépendent des hôtels et ne peuvent proposer le wellness médicalisé intégré.</w:t>
+      </w:r>
+    </w:p>
+    <w:p>
+      <w:pPr>
+        <w:pStyle w:val="Heading2"/>
+        <w:spacing w:after="80" w:before="240"/>
+      </w:pPr>
+      <w:r>
+        <w:rPr>
+          <w:b/>
+          <w:bCs/>
+          <w:color w:val="1C7293"/>
+          <w:sz w:val="26"/>
+          <w:szCs w:val="26"/>
+        </w:rPr>
+        <w:t xml:space="preserve">Le boulevard stratégique</w:t>
+      </w:r>
+    </w:p>
+    <w:p>
+      <w:pPr>
+        <w:pStyle w:val="ListParagraph"/>
+        <w:numPr>
+          <w:ilvl w:val="0"/>
+          <w:numId w:val="2"/>
+        </w:numPr>
+        <w:spacing w:after="40"/>
+      </w:pPr>
+      <w:r>
+        <w:t xml:space="preserve">Wellness médicalisé et mesurable (InBody, LPG, bains hydromassants, hammam) intégré au programme team building </w:t>
+      </w:r>
+      <w:r>
+        <w:t xml:space="preserve">— personne ne le fait sur la côte atlantique marocaine. Les participants repartent avec des données concrètes sur leur état physique.</w:t>
+      </w:r>
+    </w:p>
+    <w:p>
+      <w:pPr>
+        <w:pStyle w:val="ListParagraph"/>
+        <w:numPr>
+          <w:ilvl w:val="0"/>
+          <w:numId w:val="2"/>
+        </w:numPr>
+        <w:spacing w:after="40"/>
+      </w:pPr>
+      <w:r>
+        <w:t xml:space="preserve">Site 5 étoiles compact et complet </w:t>
+      </w:r>
+      <w:r>
+        <w:t xml:space="preserve">(front de mer + golf 18 trous + chapiteau modulable + 3 restaurants thématisés + spa 3 200 m²) sur un seul domaine, à l'inverse de Mazagan où tout est dispersé sur 250 ha.</w:t>
+      </w:r>
+    </w:p>
+    <w:p>
+      <w:pPr>
+        <w:pStyle w:val="ListParagraph"/>
+        <w:numPr>
+          <w:ilvl w:val="0"/>
+          <w:numId w:val="2"/>
+        </w:numPr>
+        <w:spacing w:after="40"/>
+      </w:pPr>
+      <w:r>
+        <w:t xml:space="preserve">Proximité stratégique imbattable : </w:t>
+      </w:r>
+      <w:r>
+        <w:t xml:space="preserve">40 min de Casablanca, 40 min de Rabat. Aucun autre resort 5 étoiles avec ces équipements n'est aussi bien positionné entre les deux capitales économiques.</w:t>
+      </w:r>
+    </w:p>
+    <w:p>
+      <w:pPr>
+        <w:pStyle w:val="ListParagraph"/>
+        <w:numPr>
+          <w:ilvl w:val="0"/>
+          <w:numId w:val="2"/>
+        </w:numPr>
+        <w:spacing w:after="40"/>
+      </w:pPr>
+      <w:r>
+        <w:t xml:space="preserve">Capacité d'accueil jusqu'à 120+ participants </w:t>
+      </w:r>
+      <w:r>
+        <w:t xml:space="preserve">sur les offres grand format — chapiteau de grande capacité, plage privatisable, espaces modulables — là où les hôtels urbains saturent vite.</w:t>
+      </w:r>
+    </w:p>
+    <w:p>
+      <w:pPr>
+        <w:pStyle w:val="ListParagraph"/>
+        <w:numPr>
+          <w:ilvl w:val="0"/>
+          <w:numId w:val="2"/>
+        </w:numPr>
+        <w:spacing w:after="40"/>
+      </w:pPr>
+      <w:r>
+        <w:t xml:space="preserve">Le Chay Lounge : une signature unique. </w:t>
+      </w:r>
+      <w:r>
+        <w:t xml:space="preserve">Espace thé marocain authentique avec thés de crus, ghriyba signature maison et tea times — un actif de différenciation qu'aucun concurrent ne possède, et qui crée une empreinte mémorielle forte.</w:t>
+      </w:r>
+    </w:p>
+    <w:p>
+      <w:pPr>
+        <w:pStyle w:val="ListParagraph"/>
+        <w:numPr>
+          <w:ilvl w:val="0"/>
+          <w:numId w:val="2"/>
+        </w:numPr>
+        <w:spacing w:after="40"/>
+      </w:pPr>
+      <w:r>
+        <w:t xml:space="preserve">Souvenir tangible systématique </w:t>
+      </w:r>
+      <w:r>
+        <w:t xml:space="preserve">à chaque offre : carnet de colo, collier d'immunité, zellige peint, clip vidéo — le client ne repart jamais sans un objet qui prolonge l'expérience au bureau.</w:t>
       </w:r>
     </w:p>
     <w:p>
@@ -300,7 +437,7 @@
           <w:sz w:val="20"/>
           <w:szCs w:val="20"/>
         </w:rPr>
-        <w:t xml:space="preserve">3 Jours / 2 Nuits  ·  30 à 80 participants</w:t>
+        <w:t xml:space="preserve">3 Jours / 2 Nuits  ·  30 à 120 participants</w:t>
       </w:r>
     </w:p>
     <w:p>
@@ -315,7 +452,7 @@
           <w:sz w:val="26"/>
           <w:szCs w:val="26"/>
         </w:rPr>
-        <w:t xml:space="preserve">« Un Koh-Lanta version bord de mer — plus glamour, moins boueux. Tribus, totems, immunités, alliances secrètes… et le confort 4 étoiles le soir. »</w:t>
+        <w:t xml:space="preserve">« Un Koh-Lanta version bord de mer — plus glamour, moins boueux. Tribus, totems, immunités, alliances secrètes… et le confort 5 étoiles le soir. »</w:t>
       </w:r>
     </w:p>
     <w:p>
@@ -455,7 +592,18 @@
           </w:tcPr>
           <w:p>
             <w:r>
-              <w:t xml:space="preserve">Arrivée, welcome juice au chiringuito, remise des room-keys</w:t>
+              <w:t xml:space="preserve">Arrivée, </w:t>
+            </w:r>
+            <w:r>
+              <w:rPr>
+                <w:b/>
+                <w:bCs/>
+                <w:color w:val="0D3B4F"/>
+              </w:rPr>
+              <w:t xml:space="preserve">accueil thé signature &amp; Ghriyba maison au Chay Lounge</w:t>
+            </w:r>
+            <w:r>
+              <w:t xml:space="preserve"> — thé de crus, pâtisserie signature The View, remise des room-keys</w:t>
             </w:r>
           </w:p>
         </w:tc>
@@ -516,7 +664,7 @@
               <w:t xml:space="preserve">Cérémonie d'ouverture</w:t>
             </w:r>
             <w:r>
-              <w:t xml:space="preserve"> : règles du jeu, tirage des tribus, distribution des bandanas</w:t>
+              <w:t xml:space="preserve"> : règles du jeu, tirage des tribus au sort (Mer, Vent, Sable, Soleil), distribution des bandanas de couleur</w:t>
             </w:r>
           </w:p>
         </w:tc>
@@ -577,7 +725,7 @@
               <w:t xml:space="preserve">Atelier Totem</w:t>
             </w:r>
             <w:r>
-              <w:t xml:space="preserve"> : totem en bois flotté, drapeau et cri de guerre sur la plage</w:t>
+              <w:t xml:space="preserve"> (1h) : par tribu, sculpture d'un totem en bois flotté ramassé sur la plage, confection du drapeau de tribu (peinture tissu), composition du cri de guerre et de la danse d'intimidation — présentés aux autres tribus à 12h30</w:t>
             </w:r>
           </w:p>
         </w:tc>
@@ -691,7 +839,7 @@
               <w:t xml:space="preserve">Épreuve 1 — Orientation</w:t>
             </w:r>
             <w:r>
-              <w:t xml:space="preserve"> : parcours sur le domaine + golf, balises à énigmes</w:t>
+              <w:t xml:space="preserve"> : parcours de 10 balises GPS sur le domaine (plage, jardin, golf adjacent) — chaque balise révèle une énigme sur l'histoire de Bouznika, de la marque ou de l'équipe. Les tribus partent à 2 min d'intervalle, smartphone interdit, seule une carte papier est fournie. La tribu qui collecte le plus de balises en 90 min remporte les points.</w:t>
             </w:r>
           </w:p>
         </w:tc>
@@ -1133,7 +1281,7 @@
               <w:t xml:space="preserve">Épreuve 2 — Parcours d'aventure</w:t>
             </w:r>
             <w:r>
-              <w:t xml:space="preserve"> : équilibre dans l'eau, parcours du combattant, puzzle géant, tir à l'arc</w:t>
+              <w:t xml:space="preserve"> (4 stations en simultané, 15 min par station, rotation des tribus) : ① Traversée d'équilibre sur slacklines au-dessus du sable — tomber = revenir au départ ; ② Boot Camp plage : pompes, gainage, squat-sauts en formation tribu — le temps collectif est mesuré ; ③ Puzzle géant en bois (100 pièces) assemblé par la tribu pieds dans l'eau ; ④ Tir à l'arc sur cibles flottantes en bord de mer — 5 flèches par membre, score cumulé. Matériel nécessaire : slacklines × 4, sets tir à l'arc × 4, puzzles × 4, chronomètres</w:t>
             </w:r>
           </w:p>
         </w:tc>
@@ -1644,7 +1792,7 @@
               <w:t xml:space="preserve">Épreuve mythique des poteaux</w:t>
             </w:r>
             <w:r>
-              <w:t xml:space="preserve"> : équilibre sur la plage</w:t>
+              <w:t xml:space="preserve"> : 4 poteaux plantés dans le sable à 40 cm de hauteur, un représentant par tribu monte dessus (pieds joints) et doit tenir le plus longtemps possible sans toucher le sol — le dernier debout remporte l'immunité pour sa tribu. Les autres membres soutiennent moralement depuis la plage. Ambiance musicale, maître de jeu en live.</w:t>
             </w:r>
           </w:p>
         </w:tc>
@@ -1702,10 +1850,10 @@
                 <w:bCs/>
                 <w:color w:val="0D3B4F"/>
               </w:rPr>
-              <w:t xml:space="preserve">Orientation finale</w:t>
-            </w:r>
-            <w:r>
-              <w:t xml:space="preserve"> pour le collier d'immunité</w:t>
+              <w:t xml:space="preserve">Course à l'immunité finale</w:t>
+            </w:r>
+            <w:r>
+              <w:t xml:space="preserve"> : grand jeu de piste chrono sur l'ensemble du domaine — 5 énigmes à résoudre en équipe, la dernière menant à l'emplacement du trophée caché. La tribu qui le trouve en premier le brandit au signal.</w:t>
             </w:r>
           </w:p>
         </w:tc>
@@ -2731,7 +2879,7 @@
               <w:t xml:space="preserve">Grand jeu de piste de bienvenue</w:t>
             </w:r>
             <w:r>
-              <w:t xml:space="preserve"> à la découverte du camp</w:t>
+              <w:t xml:space="preserve"> (45 min) : 8 étapes à travers tout le domaine (chiringuito, plage, golf, spa, jardins, restaurants) — chaque étape révèle un indice sur le règlement de la colo et un secret de chambrée. Format rallye : les chambrées partent à 3 min d'intervalle, une fiche de route papier par groupe, pas de smartphone. Bonus : la chambrée qui trouve le mot de passe final en premier décroche la meilleure table au déjeuner.</w:t>
             </w:r>
           </w:p>
         </w:tc>
@@ -2898,7 +3046,40 @@
           </w:tcPr>
           <w:p>
             <w:r>
-              <w:t xml:space="preserve">Ateliers tournants : accrobranche soft / beach games / blason de chambrée</w:t>
+              <w:t xml:space="preserve">Ateliers tournants (3 stations × 30 min) : </w:t>
+            </w:r>
+            <w:r>
+              <w:rPr>
+                <w:b/>
+                <w:bCs/>
+                <w:color w:val="0D3B4F"/>
+              </w:rPr>
+              <w:t xml:space="preserve">Boot Camp plage</w:t>
+            </w:r>
+            <w:r>
+              <w:t xml:space="preserve"> (pompes, gainage, relais en équipe sur le sable — encadré, accessible à tous, matériel : cordes, cônes, chrono) / </w:t>
+            </w:r>
+            <w:r>
+              <w:rPr>
+                <w:b/>
+                <w:bCs/>
+                <w:color w:val="0D3B4F"/>
+              </w:rPr>
+              <w:t xml:space="preserve">Beach games</w:t>
+            </w:r>
+            <w:r>
+              <w:t xml:space="preserve"> (molkky, pétanque géante, badminton) / </w:t>
+            </w:r>
+            <w:r>
+              <w:rPr>
+                <w:b/>
+                <w:bCs/>
+                <w:color w:val="0D3B4F"/>
+              </w:rPr>
+              <w:t xml:space="preserve">Blason de chambrée</w:t>
+            </w:r>
+            <w:r>
+              <w:t xml:space="preserve"> (création collective sur grand carton : couleurs, devise, dessin — exposé au mur toute la colo)</w:t>
             </w:r>
           </w:p>
         </w:tc>
@@ -3393,7 +3574,40 @@
           </w:tcPr>
           <w:p>
             <w:r>
-              <w:t xml:space="preserve">Ateliers détente : bracelets brésiliens, photo polaroid, rotation wellness</w:t>
+              <w:t xml:space="preserve">Ateliers détente (3 stations × 30 min) : </w:t>
+            </w:r>
+            <w:r>
+              <w:rPr>
+                <w:b/>
+                <w:bCs/>
+                <w:color w:val="0D3B4F"/>
+              </w:rPr>
+              <w:t xml:space="preserve">Séance soin hammam &amp; gommage au sel</w:t>
+            </w:r>
+            <w:r>
+              <w:t xml:space="preserve"> (restant dans l'univers spa The View) / </w:t>
+            </w:r>
+            <w:r>
+              <w:rPr>
+                <w:b/>
+                <w:bCs/>
+                <w:color w:val="0D3B4F"/>
+              </w:rPr>
+              <w:t xml:space="preserve">Atelier photo polaroid + légendes</w:t>
+            </w:r>
+            <w:r>
+              <w:t xml:space="preserve"> (chacun colle ses photos dans le carnet de colo avec la légende du moment) / </w:t>
+            </w:r>
+            <w:r>
+              <w:rPr>
+                <w:b/>
+                <w:bCs/>
+                <w:color w:val="0D3B4F"/>
+              </w:rPr>
+              <w:t xml:space="preserve">Initiation yoga nidra</w:t>
+            </w:r>
+            <w:r>
+              <w:t xml:space="preserve"> (relaxation guidée de 20 min, ambiance coussins &amp; musique douce sous le chapiteau)</w:t>
             </w:r>
           </w:p>
         </w:tc>
@@ -6640,10 +6854,10 @@
                 <w:bCs/>
                 <w:color w:val="0D3B4F"/>
               </w:rPr>
-              <w:t xml:space="preserve">thé à la menthe &amp; cornes de gazelle</w:t>
-            </w:r>
-            <w:r>
-              <w:t xml:space="preserve">, eau de fleur d'oranger</w:t>
+              <w:t xml:space="preserve">accueil au Chay Lounge</w:t>
+            </w:r>
+            <w:r>
+              <w:t xml:space="preserve"> : thé signature The View (sélection de crus), Ghriyba signature maison, tea time à la marocaine — la première empreinte de l'hospitalité The View</w:t>
             </w:r>
           </w:p>
         </w:tc>
@@ -6757,7 +6971,7 @@
               <w:t xml:space="preserve">Atelier « Souk »</w:t>
             </w:r>
             <w:r>
-              <w:t xml:space="preserve"> : chasse aux ingrédients &amp; épices dans le domaine</w:t>
+              <w:t xml:space="preserve"> (1h) : chaque binôme reçoit une liste d'ingrédients et d'épices (ras el hanout, safran, argan, cumin, eau de fleur d'oranger…) cachés en 12 points du domaine avec une énigme pour chaque localisation. Budget fictif de 100 DH par équipe, choix à faire — l'équipe qui revient avec le meilleur assortiment (jugé par le chef) démarre l'atelier cuisine avec un avantage.</w:t>
             </w:r>
           </w:p>
         </w:tc>
@@ -6863,18 +7077,40 @@
           </w:tcPr>
           <w:p>
             <w:r>
-              <w:t xml:space="preserve">Ateliers tournants : </w:t>
-            </w:r>
-            <w:r>
-              <w:rPr>
-                <w:b/>
-                <w:bCs/>
-                <w:color w:val="0D3B4F"/>
-              </w:rPr>
-              <w:t xml:space="preserve">henné &amp; calligraphie</w:t>
-            </w:r>
-            <w:r>
-              <w:t xml:space="preserve"> / wellness (hammam au savon noir)</w:t>
+              <w:t xml:space="preserve">Ateliers tournants (3 stations × 35 min) : </w:t>
+            </w:r>
+            <w:r>
+              <w:rPr>
+                <w:b/>
+                <w:bCs/>
+                <w:color w:val="0D3B4F"/>
+              </w:rPr>
+              <w:t xml:space="preserve">Pâtisserie Ghriyba</w:t>
+            </w:r>
+            <w:r>
+              <w:t xml:space="preserve"> avec notre pâtissier — préparation de la recette signature The View (noix de coco, sésame, eau de fleur d'oranger) que chacun repart avec en sachet personnalisé / </w:t>
+            </w:r>
+            <w:r>
+              <w:rPr>
+                <w:b/>
+                <w:bCs/>
+                <w:color w:val="0D3B4F"/>
+              </w:rPr>
+              <w:t xml:space="preserve">Calligraphie arabe</w:t>
+            </w:r>
+            <w:r>
+              <w:t xml:space="preserve"> encadrée par un artiste — chacun calligraphie le nom de l'entreprise ou un mot en arabe sur une carte à emporter / </w:t>
+            </w:r>
+            <w:r>
+              <w:rPr>
+                <w:b/>
+                <w:bCs/>
+                <w:color w:val="0D3B4F"/>
+              </w:rPr>
+              <w:t xml:space="preserve">Hammam au savon noir &amp; gommage kessa</w:t>
+            </w:r>
+            <w:r>
+              <w:t xml:space="preserve"> en rotation au spa</w:t>
             </w:r>
           </w:p>
         </w:tc>
@@ -8164,7 +8400,23 @@
               <w:t xml:space="preserve">– </w:t>
             </w:r>
             <w:r>
-              <w:t xml:space="preserve">Artistes henné + calligraphe</w:t>
+              <w:t xml:space="preserve">Artiste calligraphe</w:t>
+            </w:r>
+          </w:p>
+          <w:p>
+            <w:pPr>
+              <w:spacing w:after="30"/>
+            </w:pPr>
+            <w:r>
+              <w:rPr>
+                <w:b/>
+                <w:bCs/>
+                <w:color w:val="B14A2E"/>
+              </w:rPr>
+              <w:t xml:space="preserve">– </w:t>
+            </w:r>
+            <w:r>
+              <w:t xml:space="preserve">Pâtissier (Ghriyba)</w:t>
             </w:r>
           </w:p>
           <w:p>
@@ -9686,6 +9938,21 @@
     </w:p>
     <w:p>
       <w:pPr>
+        <w:spacing w:after="20"/>
+      </w:pPr>
+      <w:r>
+        <w:rPr>
+          <w:b/>
+          <w:bCs/>
+          <w:color w:val="1A5276"/>
+          <w:sz w:val="18"/>
+          <w:szCs w:val="18"/>
+        </w:rPr>
+        <w:t xml:space="preserve">OFFRE F · Grand Format · 100-200 participants</w:t>
+      </w:r>
+    </w:p>
+    <w:p>
+      <w:pPr>
         <w:pStyle w:val="Heading1"/>
         <w:spacing w:after="120" w:before="360"/>
       </w:pPr>
@@ -9693,11 +9960,24 @@
         <w:rPr>
           <w:b/>
           <w:bCs/>
-          <w:color w:val="0D3B4F"/>
+          <w:color w:val="1A5276"/>
           <w:sz w:val="36"/>
           <w:szCs w:val="36"/>
         </w:rPr>
-        <w:t xml:space="preserve">Grille tarifaire</w:t>
+        <w:t xml:space="preserve">Ocean Summit</w:t>
+      </w:r>
+    </w:p>
+    <w:p>
+      <w:pPr>
+        <w:spacing w:after="120"/>
+      </w:pPr>
+      <w:r>
+        <w:rPr>
+          <w:color w:val="5B6B70"/>
+          <w:sz w:val="20"/>
+          <w:szCs w:val="20"/>
+        </w:rPr>
+        <w:t xml:space="preserve">3 Jours / 2 Nuits  ·  100 à 200 participants</w:t>
       </w:r>
     </w:p>
     <w:p>
@@ -9705,15 +9985,87 @@
         <w:spacing w:after="140"/>
       </w:pPr>
       <w:r>
-        <w:t xml:space="preserve">Prix indicatifs par personne, TTC, base chambre double. Dégressifs selon la taille du groupe. </w:t>
-      </w:r>
-      <w:r>
         <w:rPr>
           <w:i/>
           <w:iCs/>
-          <w:color w:val="5B6B70"/>
-        </w:rPr>
-        <w:t xml:space="preserve">Chiffres à valider avec le contrôle de gestion (tarif chambre, food cost, masse salariale).</w:t>
+          <w:color w:val="000000"/>
+          <w:sz w:val="26"/>
+          <w:szCs w:val="26"/>
+        </w:rPr>
+        <w:t xml:space="preserve">« La seule formule team building 5 étoiles front de mer conçue pour les grands groupes — sans sacrifier ni la qualité, ni le wellness, ni la personnalisation. »</w:t>
+      </w:r>
+    </w:p>
+    <w:p>
+      <w:pPr>
+        <w:spacing w:after="60"/>
+      </w:pPr>
+      <w:r>
+        <w:rPr>
+          <w:b/>
+          <w:bCs/>
+          <w:color w:val="0D3B4F"/>
+        </w:rPr>
+        <w:t xml:space="preserve">Cible : </w:t>
+      </w:r>
+      <w:r>
+        <w:t xml:space="preserve">Grands groupes corporate (100-200 pax), conventions annuelles, kick-offs régionaux, séminaires de direction avec toutes les équipes réunies.</w:t>
+      </w:r>
+    </w:p>
+    <w:p>
+      <w:pPr>
+        <w:spacing w:after="60"/>
+      </w:pPr>
+      <w:r>
+        <w:rPr>
+          <w:b/>
+          <w:bCs/>
+          <w:color w:val="0D3B4F"/>
+        </w:rPr>
+        <w:t xml:space="preserve">Fil rouge : </w:t>
+      </w:r>
+      <w:r>
+        <w:t xml:space="preserve">Le groupe est divisé en 8 à 10 tribus de 15-20 personnes. Chaque tribu vit son propre parcours tout en contribuant à une grande fresque collective révélée le dernier soir.</w:t>
+      </w:r>
+    </w:p>
+    <w:p>
+      <w:pPr>
+        <w:pStyle w:val="Heading2"/>
+        <w:spacing w:after="80" w:before="240"/>
+      </w:pPr>
+      <w:r>
+        <w:rPr>
+          <w:b/>
+          <w:bCs/>
+          <w:color w:val="1A5276"/>
+          <w:sz w:val="26"/>
+          <w:szCs w:val="26"/>
+        </w:rPr>
+        <w:t xml:space="preserve">Programme heure par heure</w:t>
+      </w:r>
+    </w:p>
+    <w:p>
+      <w:pPr>
+        <w:spacing w:after="80" w:before="200"/>
+      </w:pPr>
+      <w:r>
+        <w:rPr>
+          <w:b/>
+          <w:bCs/>
+          <w:color w:val="FFFFFF"/>
+          <w:sz w:val="20"/>
+          <w:szCs w:val="20"/>
+        </w:rPr>
+        <w:t xml:space="preserve">JOUR 1  </w:t>
+      </w:r>
+      <w:r>
+        <w:rPr>
+          <w:b/>
+          <w:bCs/>
+          <w:color w:val="1A5276"/>
+          <w:sz w:val="24"/>
+          <w:szCs w:val="24"/>
+        </w:rPr>
+        <w:t xml:space="preserve">L'installation — accueil &amp; immersion</w:t>
       </w:r>
     </w:p>
     <w:tbl>
@@ -9729,11 +10081,1378 @@
         </w:tblBorders>
       </w:tblPr>
       <w:tblGrid>
-        <w:gridCol w:w="2826"/>
-        <w:gridCol w:w="1550"/>
-        <w:gridCol w:w="1550"/>
-        <w:gridCol w:w="1550"/>
-        <w:gridCol w:w="1550"/>
+        <w:gridCol w:w="1300"/>
+        <w:gridCol w:w="7726"/>
+      </w:tblGrid>
+      <w:tr>
+        <w:tc>
+          <w:tcPr>
+            <w:tcW w:type="dxa" w:w="1300"/>
+            <w:tcBorders>
+              <w:top w:val="single" w:color="D9D2C4" w:sz="1"/>
+              <w:left w:val="single" w:color="D9D2C4" w:sz="1"/>
+              <w:bottom w:val="single" w:color="D9D2C4" w:sz="1"/>
+              <w:right w:val="single" w:color="D9D2C4" w:sz="1"/>
+            </w:tcBorders>
+            <w:shd w:fill="F1ECE2" w:color="auto" w:val="clear"/>
+            <w:tcMar>
+              <w:top w:type="dxa" w:w="70"/>
+              <w:left w:type="dxa" w:w="120"/>
+              <w:bottom w:type="dxa" w:w="70"/>
+              <w:right w:type="dxa" w:w="120"/>
+            </w:tcMar>
+          </w:tcPr>
+          <w:p>
+            <w:r>
+              <w:rPr>
+                <w:b/>
+                <w:bCs/>
+                <w:color w:val="0D3B4F"/>
+              </w:rPr>
+              <w:t xml:space="preserve">10h00-12h00</w:t>
+            </w:r>
+          </w:p>
+        </w:tc>
+        <w:tc>
+          <w:tcPr>
+            <w:tcW w:type="dxa" w:w="7726"/>
+            <w:tcBorders>
+              <w:top w:val="single" w:color="D9D2C4" w:sz="1"/>
+              <w:left w:val="single" w:color="D9D2C4" w:sz="1"/>
+              <w:bottom w:val="single" w:color="D9D2C4" w:sz="1"/>
+              <w:right w:val="single" w:color="D9D2C4" w:sz="1"/>
+            </w:tcBorders>
+            <w:shd w:fill="F1ECE2" w:color="auto" w:val="clear"/>
+            <w:tcMar>
+              <w:top w:type="dxa" w:w="70"/>
+              <w:left w:type="dxa" w:w="120"/>
+              <w:bottom w:type="dxa" w:w="70"/>
+              <w:right w:type="dxa" w:w="120"/>
+            </w:tcMar>
+          </w:tcPr>
+          <w:p>
+            <w:r>
+              <w:t xml:space="preserve">Arrivée en vagues par tribus (toutes les 20 min), </w:t>
+            </w:r>
+            <w:r>
+              <w:rPr>
+                <w:b/>
+                <w:bCs/>
+                <w:color w:val="0D3B4F"/>
+              </w:rPr>
+              <w:t xml:space="preserve">accueil thé &amp; Ghriyba au Chay Lounge</w:t>
+            </w:r>
+            <w:r>
+              <w:t xml:space="preserve"> par groupe de 20 max — flux maîtrisé, pas de goulot</w:t>
+            </w:r>
+          </w:p>
+        </w:tc>
+      </w:tr>
+      <w:tr>
+        <w:tc>
+          <w:tcPr>
+            <w:tcW w:type="dxa" w:w="1300"/>
+            <w:tcBorders>
+              <w:top w:val="single" w:color="D9D2C4" w:sz="1"/>
+              <w:left w:val="single" w:color="D9D2C4" w:sz="1"/>
+              <w:bottom w:val="single" w:color="D9D2C4" w:sz="1"/>
+              <w:right w:val="single" w:color="D9D2C4" w:sz="1"/>
+            </w:tcBorders>
+            <w:shd w:fill="FFFFFF" w:color="auto" w:val="clear"/>
+            <w:tcMar>
+              <w:top w:type="dxa" w:w="70"/>
+              <w:left w:type="dxa" w:w="120"/>
+              <w:bottom w:type="dxa" w:w="70"/>
+              <w:right w:type="dxa" w:w="120"/>
+            </w:tcMar>
+          </w:tcPr>
+          <w:p>
+            <w:r>
+              <w:rPr>
+                <w:b/>
+                <w:bCs/>
+                <w:color w:val="0D3B4F"/>
+              </w:rPr>
+              <w:t xml:space="preserve">11h00</w:t>
+            </w:r>
+          </w:p>
+        </w:tc>
+        <w:tc>
+          <w:tcPr>
+            <w:tcW w:type="dxa" w:w="7726"/>
+            <w:tcBorders>
+              <w:top w:val="single" w:color="D9D2C4" w:sz="1"/>
+              <w:left w:val="single" w:color="D9D2C4" w:sz="1"/>
+              <w:bottom w:val="single" w:color="D9D2C4" w:sz="1"/>
+              <w:right w:val="single" w:color="D9D2C4" w:sz="1"/>
+            </w:tcBorders>
+            <w:shd w:fill="FFFFFF" w:color="auto" w:val="clear"/>
+            <w:tcMar>
+              <w:top w:type="dxa" w:w="70"/>
+              <w:left w:type="dxa" w:w="120"/>
+              <w:bottom w:type="dxa" w:w="70"/>
+              <w:right w:type="dxa" w:w="120"/>
+            </w:tcMar>
+          </w:tcPr>
+          <w:p>
+            <w:r>
+              <w:rPr>
+                <w:b/>
+                <w:bCs/>
+                <w:color w:val="0D3B4F"/>
+              </w:rPr>
+              <w:t xml:space="preserve">Cérémonie d'ouverture plénière</w:t>
+            </w:r>
+            <w:r>
+              <w:t xml:space="preserve"> sous le chapiteau : discours du dirigeant, présentation des tribus, règles du jeu Grand Format</w:t>
+            </w:r>
+          </w:p>
+        </w:tc>
+      </w:tr>
+      <w:tr>
+        <w:tc>
+          <w:tcPr>
+            <w:tcW w:type="dxa" w:w="1300"/>
+            <w:tcBorders>
+              <w:top w:val="single" w:color="D9D2C4" w:sz="1"/>
+              <w:left w:val="single" w:color="D9D2C4" w:sz="1"/>
+              <w:bottom w:val="single" w:color="D9D2C4" w:sz="1"/>
+              <w:right w:val="single" w:color="D9D2C4" w:sz="1"/>
+            </w:tcBorders>
+            <w:shd w:fill="F1ECE2" w:color="auto" w:val="clear"/>
+            <w:tcMar>
+              <w:top w:type="dxa" w:w="70"/>
+              <w:left w:type="dxa" w:w="120"/>
+              <w:bottom w:type="dxa" w:w="70"/>
+              <w:right w:type="dxa" w:w="120"/>
+            </w:tcMar>
+          </w:tcPr>
+          <w:p>
+            <w:r>
+              <w:rPr>
+                <w:b/>
+                <w:bCs/>
+                <w:color w:val="0D3B4F"/>
+              </w:rPr>
+              <w:t xml:space="preserve">12h30</w:t>
+            </w:r>
+          </w:p>
+        </w:tc>
+        <w:tc>
+          <w:tcPr>
+            <w:tcW w:type="dxa" w:w="7726"/>
+            <w:tcBorders>
+              <w:top w:val="single" w:color="D9D2C4" w:sz="1"/>
+              <w:left w:val="single" w:color="D9D2C4" w:sz="1"/>
+              <w:bottom w:val="single" w:color="D9D2C4" w:sz="1"/>
+              <w:right w:val="single" w:color="D9D2C4" w:sz="1"/>
+            </w:tcBorders>
+            <w:shd w:fill="F1ECE2" w:color="auto" w:val="clear"/>
+            <w:tcMar>
+              <w:top w:type="dxa" w:w="70"/>
+              <w:left w:type="dxa" w:w="120"/>
+              <w:bottom w:type="dxa" w:w="70"/>
+              <w:right w:type="dxa" w:w="120"/>
+            </w:tcMar>
+          </w:tcPr>
+          <w:p>
+            <w:r>
+              <w:t xml:space="preserve">Déjeuner en grandes tablées (buffet méditerranéen sur la terrasse et le chiringuito)</w:t>
+            </w:r>
+          </w:p>
+        </w:tc>
+      </w:tr>
+      <w:tr>
+        <w:tc>
+          <w:tcPr>
+            <w:tcW w:type="dxa" w:w="1300"/>
+            <w:tcBorders>
+              <w:top w:val="single" w:color="D9D2C4" w:sz="1"/>
+              <w:left w:val="single" w:color="D9D2C4" w:sz="1"/>
+              <w:bottom w:val="single" w:color="D9D2C4" w:sz="1"/>
+              <w:right w:val="single" w:color="D9D2C4" w:sz="1"/>
+            </w:tcBorders>
+            <w:shd w:fill="FFFFFF" w:color="auto" w:val="clear"/>
+            <w:tcMar>
+              <w:top w:type="dxa" w:w="70"/>
+              <w:left w:type="dxa" w:w="120"/>
+              <w:bottom w:type="dxa" w:w="70"/>
+              <w:right w:type="dxa" w:w="120"/>
+            </w:tcMar>
+          </w:tcPr>
+          <w:p>
+            <w:r>
+              <w:rPr>
+                <w:b/>
+                <w:bCs/>
+                <w:color w:val="0D3B4F"/>
+              </w:rPr>
+              <w:t xml:space="preserve">14h30</w:t>
+            </w:r>
+          </w:p>
+        </w:tc>
+        <w:tc>
+          <w:tcPr>
+            <w:tcW w:type="dxa" w:w="7726"/>
+            <w:tcBorders>
+              <w:top w:val="single" w:color="D9D2C4" w:sz="1"/>
+              <w:left w:val="single" w:color="D9D2C4" w:sz="1"/>
+              <w:bottom w:val="single" w:color="D9D2C4" w:sz="1"/>
+              <w:right w:val="single" w:color="D9D2C4" w:sz="1"/>
+            </w:tcBorders>
+            <w:shd w:fill="FFFFFF" w:color="auto" w:val="clear"/>
+            <w:tcMar>
+              <w:top w:type="dxa" w:w="70"/>
+              <w:left w:type="dxa" w:w="120"/>
+              <w:bottom w:type="dxa" w:w="70"/>
+              <w:right w:type="dxa" w:w="120"/>
+            </w:tcMar>
+          </w:tcPr>
+          <w:p>
+            <w:r>
+              <w:rPr>
+                <w:b/>
+                <w:bCs/>
+                <w:color w:val="0D3B4F"/>
+              </w:rPr>
+              <w:t xml:space="preserve">Épreuve de cohésion simultanée</w:t>
+            </w:r>
+            <w:r>
+              <w:t xml:space="preserve"> : 8-10 ateliers parallèles sur l'ensemble du domaine (plage + golf + jardins), chaque tribu fait son atelier en 45 min puis rotation — maître de jeu central avec talkie-walkie</w:t>
+            </w:r>
+          </w:p>
+        </w:tc>
+      </w:tr>
+      <w:tr>
+        <w:tc>
+          <w:tcPr>
+            <w:tcW w:type="dxa" w:w="1300"/>
+            <w:tcBorders>
+              <w:top w:val="single" w:color="D9D2C4" w:sz="1"/>
+              <w:left w:val="single" w:color="D9D2C4" w:sz="1"/>
+              <w:bottom w:val="single" w:color="D9D2C4" w:sz="1"/>
+              <w:right w:val="single" w:color="D9D2C4" w:sz="1"/>
+            </w:tcBorders>
+            <w:shd w:fill="F1ECE2" w:color="auto" w:val="clear"/>
+            <w:tcMar>
+              <w:top w:type="dxa" w:w="70"/>
+              <w:left w:type="dxa" w:w="120"/>
+              <w:bottom w:type="dxa" w:w="70"/>
+              <w:right w:type="dxa" w:w="120"/>
+            </w:tcMar>
+          </w:tcPr>
+          <w:p>
+            <w:r>
+              <w:rPr>
+                <w:b/>
+                <w:bCs/>
+                <w:color w:val="0D3B4F"/>
+              </w:rPr>
+              <w:t xml:space="preserve">17h00</w:t>
+            </w:r>
+          </w:p>
+        </w:tc>
+        <w:tc>
+          <w:tcPr>
+            <w:tcW w:type="dxa" w:w="7726"/>
+            <w:tcBorders>
+              <w:top w:val="single" w:color="D9D2C4" w:sz="1"/>
+              <w:left w:val="single" w:color="D9D2C4" w:sz="1"/>
+              <w:bottom w:val="single" w:color="D9D2C4" w:sz="1"/>
+              <w:right w:val="single" w:color="D9D2C4" w:sz="1"/>
+            </w:tcBorders>
+            <w:shd w:fill="F1ECE2" w:color="auto" w:val="clear"/>
+            <w:tcMar>
+              <w:top w:type="dxa" w:w="70"/>
+              <w:left w:type="dxa" w:w="120"/>
+              <w:bottom w:type="dxa" w:w="70"/>
+              <w:right w:type="dxa" w:w="120"/>
+            </w:tcMar>
+          </w:tcPr>
+          <w:p>
+            <w:r>
+              <w:rPr>
+                <w:b/>
+                <w:bCs/>
+                <w:color w:val="0D3B4F"/>
+              </w:rPr>
+              <w:t xml:space="preserve">Rotation wellness</w:t>
+            </w:r>
+            <w:r>
+              <w:t xml:space="preserve"> : 4 créneaux de 30 min au spa, 2 tribus par créneau — les autres en free time piscine / plage</w:t>
+            </w:r>
+          </w:p>
+        </w:tc>
+      </w:tr>
+      <w:tr>
+        <w:tc>
+          <w:tcPr>
+            <w:tcW w:type="dxa" w:w="1300"/>
+            <w:tcBorders>
+              <w:top w:val="single" w:color="D9D2C4" w:sz="1"/>
+              <w:left w:val="single" w:color="D9D2C4" w:sz="1"/>
+              <w:bottom w:val="single" w:color="D9D2C4" w:sz="1"/>
+              <w:right w:val="single" w:color="D9D2C4" w:sz="1"/>
+            </w:tcBorders>
+            <w:shd w:fill="FFFFFF" w:color="auto" w:val="clear"/>
+            <w:tcMar>
+              <w:top w:type="dxa" w:w="70"/>
+              <w:left w:type="dxa" w:w="120"/>
+              <w:bottom w:type="dxa" w:w="70"/>
+              <w:right w:type="dxa" w:w="120"/>
+            </w:tcMar>
+          </w:tcPr>
+          <w:p>
+            <w:r>
+              <w:rPr>
+                <w:b/>
+                <w:bCs/>
+                <w:color w:val="0D3B4F"/>
+              </w:rPr>
+              <w:t xml:space="preserve">19h30</w:t>
+            </w:r>
+          </w:p>
+        </w:tc>
+        <w:tc>
+          <w:tcPr>
+            <w:tcW w:type="dxa" w:w="7726"/>
+            <w:tcBorders>
+              <w:top w:val="single" w:color="D9D2C4" w:sz="1"/>
+              <w:left w:val="single" w:color="D9D2C4" w:sz="1"/>
+              <w:bottom w:val="single" w:color="D9D2C4" w:sz="1"/>
+              <w:right w:val="single" w:color="D9D2C4" w:sz="1"/>
+            </w:tcBorders>
+            <w:shd w:fill="FFFFFF" w:color="auto" w:val="clear"/>
+            <w:tcMar>
+              <w:top w:type="dxa" w:w="70"/>
+              <w:left w:type="dxa" w:w="120"/>
+              <w:bottom w:type="dxa" w:w="70"/>
+              <w:right w:type="dxa" w:w="120"/>
+            </w:tcMar>
+          </w:tcPr>
+          <w:p>
+            <w:r>
+              <w:t xml:space="preserve">Apéritif au coucher de soleil sur la grande terrasse</w:t>
+            </w:r>
+          </w:p>
+        </w:tc>
+      </w:tr>
+      <w:tr>
+        <w:tc>
+          <w:tcPr>
+            <w:tcW w:type="dxa" w:w="1300"/>
+            <w:tcBorders>
+              <w:top w:val="single" w:color="D9D2C4" w:sz="1"/>
+              <w:left w:val="single" w:color="D9D2C4" w:sz="1"/>
+              <w:bottom w:val="single" w:color="D9D2C4" w:sz="1"/>
+              <w:right w:val="single" w:color="D9D2C4" w:sz="1"/>
+            </w:tcBorders>
+            <w:shd w:fill="F1ECE2" w:color="auto" w:val="clear"/>
+            <w:tcMar>
+              <w:top w:type="dxa" w:w="70"/>
+              <w:left w:type="dxa" w:w="120"/>
+              <w:bottom w:type="dxa" w:w="70"/>
+              <w:right w:type="dxa" w:w="120"/>
+            </w:tcMar>
+          </w:tcPr>
+          <w:p>
+            <w:r>
+              <w:rPr>
+                <w:b/>
+                <w:bCs/>
+                <w:color w:val="0D3B4F"/>
+              </w:rPr>
+              <w:t xml:space="preserve">20h30</w:t>
+            </w:r>
+          </w:p>
+        </w:tc>
+        <w:tc>
+          <w:tcPr>
+            <w:tcW w:type="dxa" w:w="7726"/>
+            <w:tcBorders>
+              <w:top w:val="single" w:color="D9D2C4" w:sz="1"/>
+              <w:left w:val="single" w:color="D9D2C4" w:sz="1"/>
+              <w:bottom w:val="single" w:color="D9D2C4" w:sz="1"/>
+              <w:right w:val="single" w:color="D9D2C4" w:sz="1"/>
+            </w:tcBorders>
+            <w:shd w:fill="F1ECE2" w:color="auto" w:val="clear"/>
+            <w:tcMar>
+              <w:top w:type="dxa" w:w="70"/>
+              <w:left w:type="dxa" w:w="120"/>
+              <w:bottom w:type="dxa" w:w="70"/>
+              <w:right w:type="dxa" w:w="120"/>
+            </w:tcMar>
+          </w:tcPr>
+          <w:p>
+            <w:r>
+              <w:rPr>
+                <w:b/>
+                <w:bCs/>
+                <w:color w:val="0D3B4F"/>
+              </w:rPr>
+              <w:t xml:space="preserve">Grand dîner festif</w:t>
+            </w:r>
+            <w:r>
+              <w:t xml:space="preserve"> sous le chapiteau + plage — tables de tribu, ambiance musicale live</w:t>
+            </w:r>
+          </w:p>
+        </w:tc>
+      </w:tr>
+    </w:tbl>
+    <w:p>
+      <w:pPr>
+        <w:spacing w:after="80"/>
+      </w:pPr>
+    </w:p>
+    <w:p>
+      <w:pPr>
+        <w:spacing w:after="80" w:before="200"/>
+      </w:pPr>
+      <w:r>
+        <w:rPr>
+          <w:b/>
+          <w:bCs/>
+          <w:color w:val="FFFFFF"/>
+          <w:sz w:val="20"/>
+          <w:szCs w:val="20"/>
+        </w:rPr>
+        <w:t xml:space="preserve">JOUR 2  </w:t>
+      </w:r>
+      <w:r>
+        <w:rPr>
+          <w:b/>
+          <w:bCs/>
+          <w:color w:val="1A5276"/>
+          <w:sz w:val="24"/>
+          <w:szCs w:val="24"/>
+        </w:rPr>
+        <w:t xml:space="preserve">Les grandes épreuves collectives</w:t>
+      </w:r>
+    </w:p>
+    <w:tbl>
+      <w:tblPr>
+        <w:tblW w:type="dxa" w:w="9026"/>
+        <w:tblBorders>
+          <w:top w:val="single" w:color="auto" w:sz="4"/>
+          <w:left w:val="single" w:color="auto" w:sz="4"/>
+          <w:bottom w:val="single" w:color="auto" w:sz="4"/>
+          <w:right w:val="single" w:color="auto" w:sz="4"/>
+          <w:insideH w:val="single" w:color="auto" w:sz="4"/>
+          <w:insideV w:val="single" w:color="auto" w:sz="4"/>
+        </w:tblBorders>
+      </w:tblPr>
+      <w:tblGrid>
+        <w:gridCol w:w="1300"/>
+        <w:gridCol w:w="7726"/>
+      </w:tblGrid>
+      <w:tr>
+        <w:tc>
+          <w:tcPr>
+            <w:tcW w:type="dxa" w:w="1300"/>
+            <w:tcBorders>
+              <w:top w:val="single" w:color="D9D2C4" w:sz="1"/>
+              <w:left w:val="single" w:color="D9D2C4" w:sz="1"/>
+              <w:bottom w:val="single" w:color="D9D2C4" w:sz="1"/>
+              <w:right w:val="single" w:color="D9D2C4" w:sz="1"/>
+            </w:tcBorders>
+            <w:shd w:fill="F1ECE2" w:color="auto" w:val="clear"/>
+            <w:tcMar>
+              <w:top w:type="dxa" w:w="70"/>
+              <w:left w:type="dxa" w:w="120"/>
+              <w:bottom w:type="dxa" w:w="70"/>
+              <w:right w:type="dxa" w:w="120"/>
+            </w:tcMar>
+          </w:tcPr>
+          <w:p>
+            <w:r>
+              <w:rPr>
+                <w:b/>
+                <w:bCs/>
+                <w:color w:val="0D3B4F"/>
+              </w:rPr>
+              <w:t xml:space="preserve">8h00</w:t>
+            </w:r>
+          </w:p>
+        </w:tc>
+        <w:tc>
+          <w:tcPr>
+            <w:tcW w:type="dxa" w:w="7726"/>
+            <w:tcBorders>
+              <w:top w:val="single" w:color="D9D2C4" w:sz="1"/>
+              <w:left w:val="single" w:color="D9D2C4" w:sz="1"/>
+              <w:bottom w:val="single" w:color="D9D2C4" w:sz="1"/>
+              <w:right w:val="single" w:color="D9D2C4" w:sz="1"/>
+            </w:tcBorders>
+            <w:shd w:fill="F1ECE2" w:color="auto" w:val="clear"/>
+            <w:tcMar>
+              <w:top w:type="dxa" w:w="70"/>
+              <w:left w:type="dxa" w:w="120"/>
+              <w:bottom w:type="dxa" w:w="70"/>
+              <w:right w:type="dxa" w:w="120"/>
+            </w:tcMar>
+          </w:tcPr>
+          <w:p>
+            <w:r>
+              <w:t xml:space="preserve">Petit-déjeuner</w:t>
+            </w:r>
+          </w:p>
+        </w:tc>
+      </w:tr>
+      <w:tr>
+        <w:tc>
+          <w:tcPr>
+            <w:tcW w:type="dxa" w:w="1300"/>
+            <w:tcBorders>
+              <w:top w:val="single" w:color="D9D2C4" w:sz="1"/>
+              <w:left w:val="single" w:color="D9D2C4" w:sz="1"/>
+              <w:bottom w:val="single" w:color="D9D2C4" w:sz="1"/>
+              <w:right w:val="single" w:color="D9D2C4" w:sz="1"/>
+            </w:tcBorders>
+            <w:shd w:fill="FFFFFF" w:color="auto" w:val="clear"/>
+            <w:tcMar>
+              <w:top w:type="dxa" w:w="70"/>
+              <w:left w:type="dxa" w:w="120"/>
+              <w:bottom w:type="dxa" w:w="70"/>
+              <w:right w:type="dxa" w:w="120"/>
+            </w:tcMar>
+          </w:tcPr>
+          <w:p>
+            <w:r>
+              <w:rPr>
+                <w:b/>
+                <w:bCs/>
+                <w:color w:val="0D3B4F"/>
+              </w:rPr>
+              <w:t xml:space="preserve">9h30</w:t>
+            </w:r>
+          </w:p>
+        </w:tc>
+        <w:tc>
+          <w:tcPr>
+            <w:tcW w:type="dxa" w:w="7726"/>
+            <w:tcBorders>
+              <w:top w:val="single" w:color="D9D2C4" w:sz="1"/>
+              <w:left w:val="single" w:color="D9D2C4" w:sz="1"/>
+              <w:bottom w:val="single" w:color="D9D2C4" w:sz="1"/>
+              <w:right w:val="single" w:color="D9D2C4" w:sz="1"/>
+            </w:tcBorders>
+            <w:shd w:fill="FFFFFF" w:color="auto" w:val="clear"/>
+            <w:tcMar>
+              <w:top w:type="dxa" w:w="70"/>
+              <w:left w:type="dxa" w:w="120"/>
+              <w:bottom w:type="dxa" w:w="70"/>
+              <w:right w:type="dxa" w:w="120"/>
+            </w:tcMar>
+          </w:tcPr>
+          <w:p>
+            <w:r>
+              <w:rPr>
+                <w:b/>
+                <w:bCs/>
+                <w:color w:val="0D3B4F"/>
+              </w:rPr>
+              <w:t xml:space="preserve">Olympiades Ocean Summit</w:t>
+            </w:r>
+            <w:r>
+              <w:t xml:space="preserve"> : 6 épreuves en simultané sur la plage (beach volley, relais aquatique, tir à la corde, puzzle géant collectif, tir à l'arc, course de radeaux en bois flotté) — toutes les tribus en même temps, 1 encadrant par épreuve</w:t>
+            </w:r>
+          </w:p>
+        </w:tc>
+      </w:tr>
+      <w:tr>
+        <w:tc>
+          <w:tcPr>
+            <w:tcW w:type="dxa" w:w="1300"/>
+            <w:tcBorders>
+              <w:top w:val="single" w:color="D9D2C4" w:sz="1"/>
+              <w:left w:val="single" w:color="D9D2C4" w:sz="1"/>
+              <w:bottom w:val="single" w:color="D9D2C4" w:sz="1"/>
+              <w:right w:val="single" w:color="D9D2C4" w:sz="1"/>
+            </w:tcBorders>
+            <w:shd w:fill="F1ECE2" w:color="auto" w:val="clear"/>
+            <w:tcMar>
+              <w:top w:type="dxa" w:w="70"/>
+              <w:left w:type="dxa" w:w="120"/>
+              <w:bottom w:type="dxa" w:w="70"/>
+              <w:right w:type="dxa" w:w="120"/>
+            </w:tcMar>
+          </w:tcPr>
+          <w:p>
+            <w:r>
+              <w:rPr>
+                <w:b/>
+                <w:bCs/>
+                <w:color w:val="0D3B4F"/>
+              </w:rPr>
+              <w:t xml:space="preserve">13h00</w:t>
+            </w:r>
+          </w:p>
+        </w:tc>
+        <w:tc>
+          <w:tcPr>
+            <w:tcW w:type="dxa" w:w="7726"/>
+            <w:tcBorders>
+              <w:top w:val="single" w:color="D9D2C4" w:sz="1"/>
+              <w:left w:val="single" w:color="D9D2C4" w:sz="1"/>
+              <w:bottom w:val="single" w:color="D9D2C4" w:sz="1"/>
+              <w:right w:val="single" w:color="D9D2C4" w:sz="1"/>
+            </w:tcBorders>
+            <w:shd w:fill="F1ECE2" w:color="auto" w:val="clear"/>
+            <w:tcMar>
+              <w:top w:type="dxa" w:w="70"/>
+              <w:left w:type="dxa" w:w="120"/>
+              <w:bottom w:type="dxa" w:w="70"/>
+              <w:right w:type="dxa" w:w="120"/>
+            </w:tcMar>
+          </w:tcPr>
+          <w:p>
+            <w:r>
+              <w:t xml:space="preserve">Déjeuner</w:t>
+            </w:r>
+          </w:p>
+        </w:tc>
+      </w:tr>
+      <w:tr>
+        <w:tc>
+          <w:tcPr>
+            <w:tcW w:type="dxa" w:w="1300"/>
+            <w:tcBorders>
+              <w:top w:val="single" w:color="D9D2C4" w:sz="1"/>
+              <w:left w:val="single" w:color="D9D2C4" w:sz="1"/>
+              <w:bottom w:val="single" w:color="D9D2C4" w:sz="1"/>
+              <w:right w:val="single" w:color="D9D2C4" w:sz="1"/>
+            </w:tcBorders>
+            <w:shd w:fill="FFFFFF" w:color="auto" w:val="clear"/>
+            <w:tcMar>
+              <w:top w:type="dxa" w:w="70"/>
+              <w:left w:type="dxa" w:w="120"/>
+              <w:bottom w:type="dxa" w:w="70"/>
+              <w:right w:type="dxa" w:w="120"/>
+            </w:tcMar>
+          </w:tcPr>
+          <w:p>
+            <w:r>
+              <w:rPr>
+                <w:b/>
+                <w:bCs/>
+                <w:color w:val="0D3B4F"/>
+              </w:rPr>
+              <w:t xml:space="preserve">14h30</w:t>
+            </w:r>
+          </w:p>
+        </w:tc>
+        <w:tc>
+          <w:tcPr>
+            <w:tcW w:type="dxa" w:w="7726"/>
+            <w:tcBorders>
+              <w:top w:val="single" w:color="D9D2C4" w:sz="1"/>
+              <w:left w:val="single" w:color="D9D2C4" w:sz="1"/>
+              <w:bottom w:val="single" w:color="D9D2C4" w:sz="1"/>
+              <w:right w:val="single" w:color="D9D2C4" w:sz="1"/>
+            </w:tcBorders>
+            <w:shd w:fill="FFFFFF" w:color="auto" w:val="clear"/>
+            <w:tcMar>
+              <w:top w:type="dxa" w:w="70"/>
+              <w:left w:type="dxa" w:w="120"/>
+              <w:bottom w:type="dxa" w:w="70"/>
+              <w:right w:type="dxa" w:w="120"/>
+            </w:tcMar>
+          </w:tcPr>
+          <w:p>
+            <w:r>
+              <w:rPr>
+                <w:b/>
+                <w:bCs/>
+                <w:color w:val="0D3B4F"/>
+              </w:rPr>
+              <w:t xml:space="preserve">Atelier fresque collective</w:t>
+            </w:r>
+            <w:r>
+              <w:t xml:space="preserve"> : chaque tribu peint un panneau (1m × 1m) représentant sa vision de l'entreprise — les 10 panneaux s'assemblent en une grande murale exposée lors de la cérémonie finale</w:t>
+            </w:r>
+          </w:p>
+        </w:tc>
+      </w:tr>
+      <w:tr>
+        <w:tc>
+          <w:tcPr>
+            <w:tcW w:type="dxa" w:w="1300"/>
+            <w:tcBorders>
+              <w:top w:val="single" w:color="D9D2C4" w:sz="1"/>
+              <w:left w:val="single" w:color="D9D2C4" w:sz="1"/>
+              <w:bottom w:val="single" w:color="D9D2C4" w:sz="1"/>
+              <w:right w:val="single" w:color="D9D2C4" w:sz="1"/>
+            </w:tcBorders>
+            <w:shd w:fill="F1ECE2" w:color="auto" w:val="clear"/>
+            <w:tcMar>
+              <w:top w:type="dxa" w:w="70"/>
+              <w:left w:type="dxa" w:w="120"/>
+              <w:bottom w:type="dxa" w:w="70"/>
+              <w:right w:type="dxa" w:w="120"/>
+            </w:tcMar>
+          </w:tcPr>
+          <w:p>
+            <w:r>
+              <w:rPr>
+                <w:b/>
+                <w:bCs/>
+                <w:color w:val="0D3B4F"/>
+              </w:rPr>
+              <w:t xml:space="preserve">17h00</w:t>
+            </w:r>
+          </w:p>
+        </w:tc>
+        <w:tc>
+          <w:tcPr>
+            <w:tcW w:type="dxa" w:w="7726"/>
+            <w:tcBorders>
+              <w:top w:val="single" w:color="D9D2C4" w:sz="1"/>
+              <w:left w:val="single" w:color="D9D2C4" w:sz="1"/>
+              <w:bottom w:val="single" w:color="D9D2C4" w:sz="1"/>
+              <w:right w:val="single" w:color="D9D2C4" w:sz="1"/>
+            </w:tcBorders>
+            <w:shd w:fill="F1ECE2" w:color="auto" w:val="clear"/>
+            <w:tcMar>
+              <w:top w:type="dxa" w:w="70"/>
+              <w:left w:type="dxa" w:w="120"/>
+              <w:bottom w:type="dxa" w:w="70"/>
+              <w:right w:type="dxa" w:w="120"/>
+            </w:tcMar>
+          </w:tcPr>
+          <w:p>
+            <w:r>
+              <w:t xml:space="preserve">Rotation wellness (2e vague)</w:t>
+            </w:r>
+          </w:p>
+        </w:tc>
+      </w:tr>
+      <w:tr>
+        <w:tc>
+          <w:tcPr>
+            <w:tcW w:type="dxa" w:w="1300"/>
+            <w:tcBorders>
+              <w:top w:val="single" w:color="D9D2C4" w:sz="1"/>
+              <w:left w:val="single" w:color="D9D2C4" w:sz="1"/>
+              <w:bottom w:val="single" w:color="D9D2C4" w:sz="1"/>
+              <w:right w:val="single" w:color="D9D2C4" w:sz="1"/>
+            </w:tcBorders>
+            <w:shd w:fill="FFFFFF" w:color="auto" w:val="clear"/>
+            <w:tcMar>
+              <w:top w:type="dxa" w:w="70"/>
+              <w:left w:type="dxa" w:w="120"/>
+              <w:bottom w:type="dxa" w:w="70"/>
+              <w:right w:type="dxa" w:w="120"/>
+            </w:tcMar>
+          </w:tcPr>
+          <w:p>
+            <w:r>
+              <w:rPr>
+                <w:b/>
+                <w:bCs/>
+                <w:color w:val="0D3B4F"/>
+              </w:rPr>
+              <w:t xml:space="preserve">20h00</w:t>
+            </w:r>
+          </w:p>
+        </w:tc>
+        <w:tc>
+          <w:tcPr>
+            <w:tcW w:type="dxa" w:w="7726"/>
+            <w:tcBorders>
+              <w:top w:val="single" w:color="D9D2C4" w:sz="1"/>
+              <w:left w:val="single" w:color="D9D2C4" w:sz="1"/>
+              <w:bottom w:val="single" w:color="D9D2C4" w:sz="1"/>
+              <w:right w:val="single" w:color="D9D2C4" w:sz="1"/>
+            </w:tcBorders>
+            <w:shd w:fill="FFFFFF" w:color="auto" w:val="clear"/>
+            <w:tcMar>
+              <w:top w:type="dxa" w:w="70"/>
+              <w:left w:type="dxa" w:w="120"/>
+              <w:bottom w:type="dxa" w:w="70"/>
+              <w:right w:type="dxa" w:w="120"/>
+            </w:tcMar>
+          </w:tcPr>
+          <w:p>
+            <w:r>
+              <w:rPr>
+                <w:b/>
+                <w:bCs/>
+                <w:color w:val="0D3B4F"/>
+              </w:rPr>
+              <w:t xml:space="preserve">Dîner thématique</w:t>
+            </w:r>
+            <w:r>
+              <w:t xml:space="preserve"> — chaque table de tribu présente son panneau en 2 min</w:t>
+            </w:r>
+          </w:p>
+        </w:tc>
+      </w:tr>
+      <w:tr>
+        <w:tc>
+          <w:tcPr>
+            <w:tcW w:type="dxa" w:w="1300"/>
+            <w:tcBorders>
+              <w:top w:val="single" w:color="D9D2C4" w:sz="1"/>
+              <w:left w:val="single" w:color="D9D2C4" w:sz="1"/>
+              <w:bottom w:val="single" w:color="D9D2C4" w:sz="1"/>
+              <w:right w:val="single" w:color="D9D2C4" w:sz="1"/>
+            </w:tcBorders>
+            <w:shd w:fill="F1ECE2" w:color="auto" w:val="clear"/>
+            <w:tcMar>
+              <w:top w:type="dxa" w:w="70"/>
+              <w:left w:type="dxa" w:w="120"/>
+              <w:bottom w:type="dxa" w:w="70"/>
+              <w:right w:type="dxa" w:w="120"/>
+            </w:tcMar>
+          </w:tcPr>
+          <w:p>
+            <w:r>
+              <w:rPr>
+                <w:b/>
+                <w:bCs/>
+                <w:color w:val="0D3B4F"/>
+              </w:rPr>
+              <w:t xml:space="preserve">21h30</w:t>
+            </w:r>
+          </w:p>
+        </w:tc>
+        <w:tc>
+          <w:tcPr>
+            <w:tcW w:type="dxa" w:w="7726"/>
+            <w:tcBorders>
+              <w:top w:val="single" w:color="D9D2C4" w:sz="1"/>
+              <w:left w:val="single" w:color="D9D2C4" w:sz="1"/>
+              <w:bottom w:val="single" w:color="D9D2C4" w:sz="1"/>
+              <w:right w:val="single" w:color="D9D2C4" w:sz="1"/>
+            </w:tcBorders>
+            <w:shd w:fill="F1ECE2" w:color="auto" w:val="clear"/>
+            <w:tcMar>
+              <w:top w:type="dxa" w:w="70"/>
+              <w:left w:type="dxa" w:w="120"/>
+              <w:bottom w:type="dxa" w:w="70"/>
+              <w:right w:type="dxa" w:w="120"/>
+            </w:tcMar>
+          </w:tcPr>
+          <w:p>
+            <w:r>
+              <w:rPr>
+                <w:b/>
+                <w:bCs/>
+                <w:color w:val="0D3B4F"/>
+              </w:rPr>
+              <w:t xml:space="preserve">Grand Conseil</w:t>
+            </w:r>
+            <w:r>
+              <w:t xml:space="preserve"> : annonce du classement, suspense maintenu jusqu'au J3</w:t>
+            </w:r>
+          </w:p>
+        </w:tc>
+      </w:tr>
+    </w:tbl>
+    <w:p>
+      <w:pPr>
+        <w:spacing w:after="80"/>
+      </w:pPr>
+    </w:p>
+    <w:p>
+      <w:pPr>
+        <w:spacing w:after="80" w:before="200"/>
+      </w:pPr>
+      <w:r>
+        <w:rPr>
+          <w:b/>
+          <w:bCs/>
+          <w:color w:val="FFFFFF"/>
+          <w:sz w:val="20"/>
+          <w:szCs w:val="20"/>
+        </w:rPr>
+        <w:t xml:space="preserve">JOUR 3  </w:t>
+      </w:r>
+      <w:r>
+        <w:rPr>
+          <w:b/>
+          <w:bCs/>
+          <w:color w:val="1A5276"/>
+          <w:sz w:val="24"/>
+          <w:szCs w:val="24"/>
+        </w:rPr>
+        <w:t xml:space="preserve">La grande finale &amp; la fresque révélée</w:t>
+      </w:r>
+    </w:p>
+    <w:tbl>
+      <w:tblPr>
+        <w:tblW w:type="dxa" w:w="9026"/>
+        <w:tblBorders>
+          <w:top w:val="single" w:color="auto" w:sz="4"/>
+          <w:left w:val="single" w:color="auto" w:sz="4"/>
+          <w:bottom w:val="single" w:color="auto" w:sz="4"/>
+          <w:right w:val="single" w:color="auto" w:sz="4"/>
+          <w:insideH w:val="single" w:color="auto" w:sz="4"/>
+          <w:insideV w:val="single" w:color="auto" w:sz="4"/>
+        </w:tblBorders>
+      </w:tblPr>
+      <w:tblGrid>
+        <w:gridCol w:w="1300"/>
+        <w:gridCol w:w="7726"/>
+      </w:tblGrid>
+      <w:tr>
+        <w:tc>
+          <w:tcPr>
+            <w:tcW w:type="dxa" w:w="1300"/>
+            <w:tcBorders>
+              <w:top w:val="single" w:color="D9D2C4" w:sz="1"/>
+              <w:left w:val="single" w:color="D9D2C4" w:sz="1"/>
+              <w:bottom w:val="single" w:color="D9D2C4" w:sz="1"/>
+              <w:right w:val="single" w:color="D9D2C4" w:sz="1"/>
+            </w:tcBorders>
+            <w:shd w:fill="F1ECE2" w:color="auto" w:val="clear"/>
+            <w:tcMar>
+              <w:top w:type="dxa" w:w="70"/>
+              <w:left w:type="dxa" w:w="120"/>
+              <w:bottom w:type="dxa" w:w="70"/>
+              <w:right w:type="dxa" w:w="120"/>
+            </w:tcMar>
+          </w:tcPr>
+          <w:p>
+            <w:r>
+              <w:rPr>
+                <w:b/>
+                <w:bCs/>
+                <w:color w:val="0D3B4F"/>
+              </w:rPr>
+              <w:t xml:space="preserve">8h00</w:t>
+            </w:r>
+          </w:p>
+        </w:tc>
+        <w:tc>
+          <w:tcPr>
+            <w:tcW w:type="dxa" w:w="7726"/>
+            <w:tcBorders>
+              <w:top w:val="single" w:color="D9D2C4" w:sz="1"/>
+              <w:left w:val="single" w:color="D9D2C4" w:sz="1"/>
+              <w:bottom w:val="single" w:color="D9D2C4" w:sz="1"/>
+              <w:right w:val="single" w:color="D9D2C4" w:sz="1"/>
+            </w:tcBorders>
+            <w:shd w:fill="F1ECE2" w:color="auto" w:val="clear"/>
+            <w:tcMar>
+              <w:top w:type="dxa" w:w="70"/>
+              <w:left w:type="dxa" w:w="120"/>
+              <w:bottom w:type="dxa" w:w="70"/>
+              <w:right w:type="dxa" w:w="120"/>
+            </w:tcMar>
+          </w:tcPr>
+          <w:p>
+            <w:r>
+              <w:t xml:space="preserve">Petit-déjeuner</w:t>
+            </w:r>
+          </w:p>
+        </w:tc>
+      </w:tr>
+      <w:tr>
+        <w:tc>
+          <w:tcPr>
+            <w:tcW w:type="dxa" w:w="1300"/>
+            <w:tcBorders>
+              <w:top w:val="single" w:color="D9D2C4" w:sz="1"/>
+              <w:left w:val="single" w:color="D9D2C4" w:sz="1"/>
+              <w:bottom w:val="single" w:color="D9D2C4" w:sz="1"/>
+              <w:right w:val="single" w:color="D9D2C4" w:sz="1"/>
+            </w:tcBorders>
+            <w:shd w:fill="FFFFFF" w:color="auto" w:val="clear"/>
+            <w:tcMar>
+              <w:top w:type="dxa" w:w="70"/>
+              <w:left w:type="dxa" w:w="120"/>
+              <w:bottom w:type="dxa" w:w="70"/>
+              <w:right w:type="dxa" w:w="120"/>
+            </w:tcMar>
+          </w:tcPr>
+          <w:p>
+            <w:r>
+              <w:rPr>
+                <w:b/>
+                <w:bCs/>
+                <w:color w:val="0D3B4F"/>
+              </w:rPr>
+              <w:t xml:space="preserve">9h30</w:t>
+            </w:r>
+          </w:p>
+        </w:tc>
+        <w:tc>
+          <w:tcPr>
+            <w:tcW w:type="dxa" w:w="7726"/>
+            <w:tcBorders>
+              <w:top w:val="single" w:color="D9D2C4" w:sz="1"/>
+              <w:left w:val="single" w:color="D9D2C4" w:sz="1"/>
+              <w:bottom w:val="single" w:color="D9D2C4" w:sz="1"/>
+              <w:right w:val="single" w:color="D9D2C4" w:sz="1"/>
+            </w:tcBorders>
+            <w:shd w:fill="FFFFFF" w:color="auto" w:val="clear"/>
+            <w:tcMar>
+              <w:top w:type="dxa" w:w="70"/>
+              <w:left w:type="dxa" w:w="120"/>
+              <w:bottom w:type="dxa" w:w="70"/>
+              <w:right w:type="dxa" w:w="120"/>
+            </w:tcMar>
+          </w:tcPr>
+          <w:p>
+            <w:r>
+              <w:rPr>
+                <w:b/>
+                <w:bCs/>
+                <w:color w:val="0D3B4F"/>
+              </w:rPr>
+              <w:t xml:space="preserve">Épreuve finale simultanée</w:t>
+            </w:r>
+            <w:r>
+              <w:t xml:space="preserve"> : chaque tribu envoie 2 représentants pour la grande épreuve d'équilibre (poteaux) — le public des autres tribus encourage depuis la plage</w:t>
+            </w:r>
+          </w:p>
+        </w:tc>
+      </w:tr>
+      <w:tr>
+        <w:tc>
+          <w:tcPr>
+            <w:tcW w:type="dxa" w:w="1300"/>
+            <w:tcBorders>
+              <w:top w:val="single" w:color="D9D2C4" w:sz="1"/>
+              <w:left w:val="single" w:color="D9D2C4" w:sz="1"/>
+              <w:bottom w:val="single" w:color="D9D2C4" w:sz="1"/>
+              <w:right w:val="single" w:color="D9D2C4" w:sz="1"/>
+            </w:tcBorders>
+            <w:shd w:fill="F1ECE2" w:color="auto" w:val="clear"/>
+            <w:tcMar>
+              <w:top w:type="dxa" w:w="70"/>
+              <w:left w:type="dxa" w:w="120"/>
+              <w:bottom w:type="dxa" w:w="70"/>
+              <w:right w:type="dxa" w:w="120"/>
+            </w:tcMar>
+          </w:tcPr>
+          <w:p>
+            <w:r>
+              <w:rPr>
+                <w:b/>
+                <w:bCs/>
+                <w:color w:val="0D3B4F"/>
+              </w:rPr>
+              <w:t xml:space="preserve">11h00</w:t>
+            </w:r>
+          </w:p>
+        </w:tc>
+        <w:tc>
+          <w:tcPr>
+            <w:tcW w:type="dxa" w:w="7726"/>
+            <w:tcBorders>
+              <w:top w:val="single" w:color="D9D2C4" w:sz="1"/>
+              <w:left w:val="single" w:color="D9D2C4" w:sz="1"/>
+              <w:bottom w:val="single" w:color="D9D2C4" w:sz="1"/>
+              <w:right w:val="single" w:color="D9D2C4" w:sz="1"/>
+            </w:tcBorders>
+            <w:shd w:fill="F1ECE2" w:color="auto" w:val="clear"/>
+            <w:tcMar>
+              <w:top w:type="dxa" w:w="70"/>
+              <w:left w:type="dxa" w:w="120"/>
+              <w:bottom w:type="dxa" w:w="70"/>
+              <w:right w:type="dxa" w:w="120"/>
+            </w:tcMar>
+          </w:tcPr>
+          <w:p>
+            <w:r>
+              <w:rPr>
+                <w:b/>
+                <w:bCs/>
+                <w:color w:val="0D3B4F"/>
+              </w:rPr>
+              <w:t xml:space="preserve">Assemblage de la fresque collective</w:t>
+            </w:r>
+            <w:r>
+              <w:t xml:space="preserve"> : les 10 panneaux sont réunis et exposés devant tout le groupe — révélation du nom de l'œuvre collective choisie par vote</w:t>
+            </w:r>
+          </w:p>
+        </w:tc>
+      </w:tr>
+      <w:tr>
+        <w:tc>
+          <w:tcPr>
+            <w:tcW w:type="dxa" w:w="1300"/>
+            <w:tcBorders>
+              <w:top w:val="single" w:color="D9D2C4" w:sz="1"/>
+              <w:left w:val="single" w:color="D9D2C4" w:sz="1"/>
+              <w:bottom w:val="single" w:color="D9D2C4" w:sz="1"/>
+              <w:right w:val="single" w:color="D9D2C4" w:sz="1"/>
+            </w:tcBorders>
+            <w:shd w:fill="FFFFFF" w:color="auto" w:val="clear"/>
+            <w:tcMar>
+              <w:top w:type="dxa" w:w="70"/>
+              <w:left w:type="dxa" w:w="120"/>
+              <w:bottom w:type="dxa" w:w="70"/>
+              <w:right w:type="dxa" w:w="120"/>
+            </w:tcMar>
+          </w:tcPr>
+          <w:p>
+            <w:r>
+              <w:rPr>
+                <w:b/>
+                <w:bCs/>
+                <w:color w:val="0D3B4F"/>
+              </w:rPr>
+              <w:t xml:space="preserve">12h00</w:t>
+            </w:r>
+          </w:p>
+        </w:tc>
+        <w:tc>
+          <w:tcPr>
+            <w:tcW w:type="dxa" w:w="7726"/>
+            <w:tcBorders>
+              <w:top w:val="single" w:color="D9D2C4" w:sz="1"/>
+              <w:left w:val="single" w:color="D9D2C4" w:sz="1"/>
+              <w:bottom w:val="single" w:color="D9D2C4" w:sz="1"/>
+              <w:right w:val="single" w:color="D9D2C4" w:sz="1"/>
+            </w:tcBorders>
+            <w:shd w:fill="FFFFFF" w:color="auto" w:val="clear"/>
+            <w:tcMar>
+              <w:top w:type="dxa" w:w="70"/>
+              <w:left w:type="dxa" w:w="120"/>
+              <w:bottom w:type="dxa" w:w="70"/>
+              <w:right w:type="dxa" w:w="120"/>
+            </w:tcMar>
+          </w:tcPr>
+          <w:p>
+            <w:r>
+              <w:rPr>
+                <w:b/>
+                <w:bCs/>
+                <w:color w:val="0D3B4F"/>
+              </w:rPr>
+              <w:t xml:space="preserve">Cérémonie de clôture plénière</w:t>
+            </w:r>
+            <w:r>
+              <w:t xml:space="preserve"> : remise du trophée, discours, photo de groupe officielle</w:t>
+            </w:r>
+          </w:p>
+        </w:tc>
+      </w:tr>
+      <w:tr>
+        <w:tc>
+          <w:tcPr>
+            <w:tcW w:type="dxa" w:w="1300"/>
+            <w:tcBorders>
+              <w:top w:val="single" w:color="D9D2C4" w:sz="1"/>
+              <w:left w:val="single" w:color="D9D2C4" w:sz="1"/>
+              <w:bottom w:val="single" w:color="D9D2C4" w:sz="1"/>
+              <w:right w:val="single" w:color="D9D2C4" w:sz="1"/>
+            </w:tcBorders>
+            <w:shd w:fill="F1ECE2" w:color="auto" w:val="clear"/>
+            <w:tcMar>
+              <w:top w:type="dxa" w:w="70"/>
+              <w:left w:type="dxa" w:w="120"/>
+              <w:bottom w:type="dxa" w:w="70"/>
+              <w:right w:type="dxa" w:w="120"/>
+            </w:tcMar>
+          </w:tcPr>
+          <w:p>
+            <w:r>
+              <w:rPr>
+                <w:b/>
+                <w:bCs/>
+                <w:color w:val="0D3B4F"/>
+              </w:rPr>
+              <w:t xml:space="preserve">13h00</w:t>
+            </w:r>
+          </w:p>
+        </w:tc>
+        <w:tc>
+          <w:tcPr>
+            <w:tcW w:type="dxa" w:w="7726"/>
+            <w:tcBorders>
+              <w:top w:val="single" w:color="D9D2C4" w:sz="1"/>
+              <w:left w:val="single" w:color="D9D2C4" w:sz="1"/>
+              <w:bottom w:val="single" w:color="D9D2C4" w:sz="1"/>
+              <w:right w:val="single" w:color="D9D2C4" w:sz="1"/>
+            </w:tcBorders>
+            <w:shd w:fill="F1ECE2" w:color="auto" w:val="clear"/>
+            <w:tcMar>
+              <w:top w:type="dxa" w:w="70"/>
+              <w:left w:type="dxa" w:w="120"/>
+              <w:bottom w:type="dxa" w:w="70"/>
+              <w:right w:type="dxa" w:w="120"/>
+            </w:tcMar>
+          </w:tcPr>
+          <w:p>
+            <w:r>
+              <w:t xml:space="preserve">Brunch de victoire collectif</w:t>
+            </w:r>
+          </w:p>
+        </w:tc>
+      </w:tr>
+      <w:tr>
+        <w:tc>
+          <w:tcPr>
+            <w:tcW w:type="dxa" w:w="1300"/>
+            <w:tcBorders>
+              <w:top w:val="single" w:color="D9D2C4" w:sz="1"/>
+              <w:left w:val="single" w:color="D9D2C4" w:sz="1"/>
+              <w:bottom w:val="single" w:color="D9D2C4" w:sz="1"/>
+              <w:right w:val="single" w:color="D9D2C4" w:sz="1"/>
+            </w:tcBorders>
+            <w:shd w:fill="FFFFFF" w:color="auto" w:val="clear"/>
+            <w:tcMar>
+              <w:top w:type="dxa" w:w="70"/>
+              <w:left w:type="dxa" w:w="120"/>
+              <w:bottom w:type="dxa" w:w="70"/>
+              <w:right w:type="dxa" w:w="120"/>
+            </w:tcMar>
+          </w:tcPr>
+          <w:p>
+            <w:r>
+              <w:rPr>
+                <w:b/>
+                <w:bCs/>
+                <w:color w:val="0D3B4F"/>
+              </w:rPr>
+              <w:t xml:space="preserve">14h30</w:t>
+            </w:r>
+          </w:p>
+        </w:tc>
+        <w:tc>
+          <w:tcPr>
+            <w:tcW w:type="dxa" w:w="7726"/>
+            <w:tcBorders>
+              <w:top w:val="single" w:color="D9D2C4" w:sz="1"/>
+              <w:left w:val="single" w:color="D9D2C4" w:sz="1"/>
+              <w:bottom w:val="single" w:color="D9D2C4" w:sz="1"/>
+              <w:right w:val="single" w:color="D9D2C4" w:sz="1"/>
+            </w:tcBorders>
+            <w:shd w:fill="FFFFFF" w:color="auto" w:val="clear"/>
+            <w:tcMar>
+              <w:top w:type="dxa" w:w="70"/>
+              <w:left w:type="dxa" w:w="120"/>
+              <w:bottom w:type="dxa" w:w="70"/>
+              <w:right w:type="dxa" w:w="120"/>
+            </w:tcMar>
+          </w:tcPr>
+          <w:p>
+            <w:r>
+              <w:t xml:space="preserve">Départ — chacun repart avec son bandana de tribu + une photo de la fresque collective</w:t>
+            </w:r>
+          </w:p>
+        </w:tc>
+      </w:tr>
+    </w:tbl>
+    <w:p>
+      <w:pPr>
+        <w:spacing w:after="80"/>
+      </w:pPr>
+    </w:p>
+    <w:tbl>
+      <w:tblPr>
+        <w:tblW w:type="dxa" w:w="9026"/>
+        <w:tblBorders>
+          <w:top w:val="single" w:color="auto" w:sz="4"/>
+          <w:left w:val="single" w:color="auto" w:sz="4"/>
+          <w:bottom w:val="single" w:color="auto" w:sz="4"/>
+          <w:right w:val="single" w:color="auto" w:sz="4"/>
+          <w:insideH w:val="single" w:color="auto" w:sz="4"/>
+          <w:insideV w:val="single" w:color="auto" w:sz="4"/>
+        </w:tblBorders>
+      </w:tblPr>
+      <w:tblGrid>
+        <w:gridCol w:w="9026"/>
+      </w:tblGrid>
+      <w:tr>
+        <w:tc>
+          <w:tcPr>
+            <w:tcW w:type="dxa" w:w="9026"/>
+            <w:tcBorders>
+              <w:top w:val="single" w:color="D9D2C4" w:sz="1"/>
+              <w:left w:val="single" w:color="D9D2C4" w:sz="1"/>
+              <w:bottom w:val="single" w:color="D9D2C4" w:sz="1"/>
+              <w:right w:val="single" w:color="D9D2C4" w:sz="1"/>
+            </w:tcBorders>
+            <w:shd w:fill="1A5276" w:color="auto" w:val="clear"/>
+            <w:tcMar>
+              <w:top w:type="dxa" w:w="70"/>
+              <w:left w:type="dxa" w:w="120"/>
+              <w:bottom w:type="dxa" w:w="70"/>
+              <w:right w:type="dxa" w:w="120"/>
+            </w:tcMar>
+          </w:tcPr>
+          <w:p>
+            <w:pPr>
+              <w:spacing w:after="60"/>
+            </w:pPr>
+            <w:r>
+              <w:rPr>
+                <w:b/>
+                <w:bCs/>
+                <w:color w:val="FFFFFF"/>
+                <w:sz w:val="18"/>
+                <w:szCs w:val="18"/>
+              </w:rPr>
+              <w:t xml:space="preserve">LE TWIST QUI CHANGE TOUT</w:t>
+            </w:r>
+          </w:p>
+          <w:p>
+            <w:pPr>
+              <w:spacing w:after="40"/>
+            </w:pPr>
+            <w:r>
+              <w:rPr>
+                <w:color w:val="FFFFFF"/>
+              </w:rPr>
+              <w:t xml:space="preserve">La fresque collective de 10 m² assemblée le dernier jour — chaque tribu y a contribué sans voir le tout. La révélation est un moment de forte émotion. L'œuvre reste exposée à The View Bouznika comme trace de votre groupe.</w:t>
+            </w:r>
+          </w:p>
+          <w:p>
+            <w:pPr>
+              <w:spacing w:after="40"/>
+            </w:pPr>
+            <w:r>
+              <w:rPr>
+                <w:color w:val="FFFFFF"/>
+              </w:rPr>
+              <w:t xml:space="preserve">Le Grand Format ne sacrifie pas la personnalisation : rotation wellness maintenue, accueil en petits groupes au Chay Lounge, ateliers simultanés avec 1 encadrant par poste. La qualité 5 étoiles tient à 200 pax.</w:t>
+            </w:r>
+          </w:p>
+        </w:tc>
+      </w:tr>
+    </w:tbl>
+    <w:p>
+      <w:pPr>
+        <w:spacing w:after="100"/>
+      </w:pPr>
+    </w:p>
+    <w:p>
+      <w:pPr>
+        <w:pStyle w:val="Heading2"/>
+        <w:spacing w:after="80" w:before="240"/>
+      </w:pPr>
+      <w:r>
+        <w:rPr>
+          <w:b/>
+          <w:bCs/>
+          <w:color w:val="1A5276"/>
+          <w:sz w:val="26"/>
+          <w:szCs w:val="26"/>
+        </w:rPr>
+        <w:t xml:space="preserve">Fiche logistique</w:t>
+      </w:r>
+    </w:p>
+    <w:tbl>
+      <w:tblPr>
+        <w:tblW w:type="dxa" w:w="9026"/>
+        <w:tblBorders>
+          <w:top w:val="single" w:color="auto" w:sz="4"/>
+          <w:left w:val="single" w:color="auto" w:sz="4"/>
+          <w:bottom w:val="single" w:color="auto" w:sz="4"/>
+          <w:right w:val="single" w:color="auto" w:sz="4"/>
+          <w:insideH w:val="single" w:color="auto" w:sz="4"/>
+          <w:insideV w:val="single" w:color="auto" w:sz="4"/>
+        </w:tblBorders>
+      </w:tblPr>
+      <w:tblGrid>
+        <w:gridCol w:w="3008"/>
+        <w:gridCol w:w="3008"/>
+        <w:gridCol w:w="3010"/>
       </w:tblGrid>
       <w:tr>
         <w:trPr>
@@ -9741,7 +11460,511 @@
         </w:trPr>
         <w:tc>
           <w:tcPr>
-            <w:tcW w:type="dxa" w:w="2826"/>
+            <w:tcW w:type="dxa" w:w="3008"/>
+            <w:tcBorders>
+              <w:top w:val="single" w:color="D9D2C4" w:sz="1"/>
+              <w:left w:val="single" w:color="D9D2C4" w:sz="1"/>
+              <w:bottom w:val="single" w:color="D9D2C4" w:sz="1"/>
+              <w:right w:val="single" w:color="D9D2C4" w:sz="1"/>
+            </w:tcBorders>
+            <w:shd w:fill="1A5276" w:color="auto" w:val="clear"/>
+            <w:tcMar>
+              <w:top w:type="dxa" w:w="70"/>
+              <w:left w:type="dxa" w:w="120"/>
+              <w:bottom w:type="dxa" w:w="70"/>
+              <w:right w:type="dxa" w:w="120"/>
+            </w:tcMar>
+          </w:tcPr>
+          <w:p>
+            <w:r>
+              <w:rPr>
+                <w:b/>
+                <w:bCs/>
+                <w:color w:val="FFFFFF"/>
+              </w:rPr>
+              <w:t xml:space="preserve">Espaces</w:t>
+            </w:r>
+          </w:p>
+        </w:tc>
+        <w:tc>
+          <w:tcPr>
+            <w:tcW w:type="dxa" w:w="3008"/>
+            <w:tcBorders>
+              <w:top w:val="single" w:color="D9D2C4" w:sz="1"/>
+              <w:left w:val="single" w:color="D9D2C4" w:sz="1"/>
+              <w:bottom w:val="single" w:color="D9D2C4" w:sz="1"/>
+              <w:right w:val="single" w:color="D9D2C4" w:sz="1"/>
+            </w:tcBorders>
+            <w:shd w:fill="1A5276" w:color="auto" w:val="clear"/>
+            <w:tcMar>
+              <w:top w:type="dxa" w:w="70"/>
+              <w:left w:type="dxa" w:w="120"/>
+              <w:bottom w:type="dxa" w:w="70"/>
+              <w:right w:type="dxa" w:w="120"/>
+            </w:tcMar>
+          </w:tcPr>
+          <w:p>
+            <w:r>
+              <w:rPr>
+                <w:b/>
+                <w:bCs/>
+                <w:color w:val="FFFFFF"/>
+              </w:rPr>
+              <w:t xml:space="preserve">Matériel</w:t>
+            </w:r>
+          </w:p>
+        </w:tc>
+        <w:tc>
+          <w:tcPr>
+            <w:tcW w:type="dxa" w:w="3010"/>
+            <w:tcBorders>
+              <w:top w:val="single" w:color="D9D2C4" w:sz="1"/>
+              <w:left w:val="single" w:color="D9D2C4" w:sz="1"/>
+              <w:bottom w:val="single" w:color="D9D2C4" w:sz="1"/>
+              <w:right w:val="single" w:color="D9D2C4" w:sz="1"/>
+            </w:tcBorders>
+            <w:shd w:fill="1A5276" w:color="auto" w:val="clear"/>
+            <w:tcMar>
+              <w:top w:type="dxa" w:w="70"/>
+              <w:left w:type="dxa" w:w="120"/>
+              <w:bottom w:type="dxa" w:w="70"/>
+              <w:right w:type="dxa" w:w="120"/>
+            </w:tcMar>
+          </w:tcPr>
+          <w:p>
+            <w:r>
+              <w:rPr>
+                <w:b/>
+                <w:bCs/>
+                <w:color w:val="FFFFFF"/>
+              </w:rPr>
+              <w:t xml:space="preserve">Prestataires</w:t>
+            </w:r>
+          </w:p>
+        </w:tc>
+      </w:tr>
+      <w:tr>
+        <w:tc>
+          <w:tcPr>
+            <w:tcW w:type="dxa" w:w="3008"/>
+            <w:tcBorders>
+              <w:top w:val="single" w:color="D9D2C4" w:sz="1"/>
+              <w:left w:val="single" w:color="D9D2C4" w:sz="1"/>
+              <w:bottom w:val="single" w:color="D9D2C4" w:sz="1"/>
+              <w:right w:val="single" w:color="D9D2C4" w:sz="1"/>
+            </w:tcBorders>
+            <w:tcMar>
+              <w:top w:type="dxa" w:w="70"/>
+              <w:left w:type="dxa" w:w="120"/>
+              <w:bottom w:type="dxa" w:w="70"/>
+              <w:right w:type="dxa" w:w="120"/>
+            </w:tcMar>
+          </w:tcPr>
+          <w:p>
+            <w:pPr>
+              <w:spacing w:after="30"/>
+            </w:pPr>
+            <w:r>
+              <w:rPr>
+                <w:b/>
+                <w:bCs/>
+                <w:color w:val="1A5276"/>
+              </w:rPr>
+              <w:t xml:space="preserve">– </w:t>
+            </w:r>
+            <w:r>
+              <w:t xml:space="preserve">Chapiteau plénière (200 pax)</w:t>
+            </w:r>
+          </w:p>
+          <w:p>
+            <w:pPr>
+              <w:spacing w:after="30"/>
+            </w:pPr>
+            <w:r>
+              <w:rPr>
+                <w:b/>
+                <w:bCs/>
+                <w:color w:val="1A5276"/>
+              </w:rPr>
+              <w:t xml:space="preserve">– </w:t>
+            </w:r>
+            <w:r>
+              <w:t xml:space="preserve">Plage privatisée (épreuves)</w:t>
+            </w:r>
+          </w:p>
+          <w:p>
+            <w:pPr>
+              <w:spacing w:after="30"/>
+            </w:pPr>
+            <w:r>
+              <w:rPr>
+                <w:b/>
+                <w:bCs/>
+                <w:color w:val="1A5276"/>
+              </w:rPr>
+              <w:t xml:space="preserve">– </w:t>
+            </w:r>
+            <w:r>
+              <w:t xml:space="preserve">Terrasses + chiringuito (repas)</w:t>
+            </w:r>
+          </w:p>
+          <w:p>
+            <w:pPr>
+              <w:spacing w:after="30"/>
+            </w:pPr>
+            <w:r>
+              <w:rPr>
+                <w:b/>
+                <w:bCs/>
+                <w:color w:val="1A5276"/>
+              </w:rPr>
+              <w:t xml:space="preserve">– </w:t>
+            </w:r>
+            <w:r>
+              <w:t xml:space="preserve">Spa 3 200 m² (rotations)</w:t>
+            </w:r>
+          </w:p>
+          <w:p>
+            <w:pPr>
+              <w:spacing w:after="30"/>
+            </w:pPr>
+            <w:r>
+              <w:rPr>
+                <w:b/>
+                <w:bCs/>
+                <w:color w:val="1A5276"/>
+              </w:rPr>
+              <w:t xml:space="preserve">– </w:t>
+            </w:r>
+            <w:r>
+              <w:t xml:space="preserve">Golf adjacent (balises)</w:t>
+            </w:r>
+          </w:p>
+          <w:p>
+            <w:pPr>
+              <w:spacing w:after="30"/>
+            </w:pPr>
+            <w:r>
+              <w:rPr>
+                <w:b/>
+                <w:bCs/>
+                <w:color w:val="1A5276"/>
+              </w:rPr>
+              <w:t xml:space="preserve">– </w:t>
+            </w:r>
+            <w:r>
+              <w:t xml:space="preserve">Jardins (ateliers créatifs)</w:t>
+            </w:r>
+          </w:p>
+        </w:tc>
+        <w:tc>
+          <w:tcPr>
+            <w:tcW w:type="dxa" w:w="3008"/>
+            <w:tcBorders>
+              <w:top w:val="single" w:color="D9D2C4" w:sz="1"/>
+              <w:left w:val="single" w:color="D9D2C4" w:sz="1"/>
+              <w:bottom w:val="single" w:color="D9D2C4" w:sz="1"/>
+              <w:right w:val="single" w:color="D9D2C4" w:sz="1"/>
+            </w:tcBorders>
+            <w:tcMar>
+              <w:top w:type="dxa" w:w="70"/>
+              <w:left w:type="dxa" w:w="120"/>
+              <w:bottom w:type="dxa" w:w="70"/>
+              <w:right w:type="dxa" w:w="120"/>
+            </w:tcMar>
+          </w:tcPr>
+          <w:p>
+            <w:pPr>
+              <w:spacing w:after="30"/>
+            </w:pPr>
+            <w:r>
+              <w:rPr>
+                <w:b/>
+                <w:bCs/>
+                <w:color w:val="1A5276"/>
+              </w:rPr>
+              <w:t xml:space="preserve">– </w:t>
+            </w:r>
+            <w:r>
+              <w:t xml:space="preserve">10 panneaux toile + peintures (fresque)</w:t>
+            </w:r>
+          </w:p>
+          <w:p>
+            <w:pPr>
+              <w:spacing w:after="30"/>
+            </w:pPr>
+            <w:r>
+              <w:rPr>
+                <w:b/>
+                <w:bCs/>
+                <w:color w:val="1A5276"/>
+              </w:rPr>
+              <w:t xml:space="preserve">– </w:t>
+            </w:r>
+            <w:r>
+              <w:t xml:space="preserve">Kits tribus × 10 (bandanas, drapeaux)</w:t>
+            </w:r>
+          </w:p>
+          <w:p>
+            <w:pPr>
+              <w:spacing w:after="30"/>
+            </w:pPr>
+            <w:r>
+              <w:rPr>
+                <w:b/>
+                <w:bCs/>
+                <w:color w:val="1A5276"/>
+              </w:rPr>
+              <w:t xml:space="preserve">– </w:t>
+            </w:r>
+            <w:r>
+              <w:t xml:space="preserve">Matériel olympiades × 10 postes</w:t>
+            </w:r>
+          </w:p>
+          <w:p>
+            <w:pPr>
+              <w:spacing w:after="30"/>
+            </w:pPr>
+            <w:r>
+              <w:rPr>
+                <w:b/>
+                <w:bCs/>
+                <w:color w:val="1A5276"/>
+              </w:rPr>
+              <w:t xml:space="preserve">– </w:t>
+            </w:r>
+            <w:r>
+              <w:t xml:space="preserve">Sono + éclairage chapiteau</w:t>
+            </w:r>
+          </w:p>
+          <w:p>
+            <w:pPr>
+              <w:spacing w:after="30"/>
+            </w:pPr>
+            <w:r>
+              <w:rPr>
+                <w:b/>
+                <w:bCs/>
+                <w:color w:val="1A5276"/>
+              </w:rPr>
+              <w:t xml:space="preserve">– </w:t>
+            </w:r>
+            <w:r>
+              <w:t xml:space="preserve">10 talkies-walkies (coordination)</w:t>
+            </w:r>
+          </w:p>
+        </w:tc>
+        <w:tc>
+          <w:tcPr>
+            <w:tcW w:type="dxa" w:w="3010"/>
+            <w:tcBorders>
+              <w:top w:val="single" w:color="D9D2C4" w:sz="1"/>
+              <w:left w:val="single" w:color="D9D2C4" w:sz="1"/>
+              <w:bottom w:val="single" w:color="D9D2C4" w:sz="1"/>
+              <w:right w:val="single" w:color="D9D2C4" w:sz="1"/>
+            </w:tcBorders>
+            <w:tcMar>
+              <w:top w:type="dxa" w:w="70"/>
+              <w:left w:type="dxa" w:w="120"/>
+              <w:bottom w:type="dxa" w:w="70"/>
+              <w:right w:type="dxa" w:w="120"/>
+            </w:tcMar>
+          </w:tcPr>
+          <w:p>
+            <w:pPr>
+              <w:spacing w:after="30"/>
+            </w:pPr>
+            <w:r>
+              <w:rPr>
+                <w:b/>
+                <w:bCs/>
+                <w:color w:val="1A5276"/>
+              </w:rPr>
+              <w:t xml:space="preserve">– </w:t>
+            </w:r>
+            <w:r>
+              <w:t xml:space="preserve">1 directeur de jeu (chef d'orchestre)</w:t>
+            </w:r>
+          </w:p>
+          <w:p>
+            <w:pPr>
+              <w:spacing w:after="30"/>
+            </w:pPr>
+            <w:r>
+              <w:rPr>
+                <w:b/>
+                <w:bCs/>
+                <w:color w:val="1A5276"/>
+              </w:rPr>
+              <w:t xml:space="preserve">– </w:t>
+            </w:r>
+            <w:r>
+              <w:t xml:space="preserve">1 encadrant par poste épreuve (min 10)</w:t>
+            </w:r>
+          </w:p>
+          <w:p>
+            <w:pPr>
+              <w:spacing w:after="30"/>
+            </w:pPr>
+            <w:r>
+              <w:rPr>
+                <w:b/>
+                <w:bCs/>
+                <w:color w:val="1A5276"/>
+              </w:rPr>
+              <w:t xml:space="preserve">– </w:t>
+            </w:r>
+            <w:r>
+              <w:t xml:space="preserve">Équipe spa renforcée (rotations 200 pax)</w:t>
+            </w:r>
+          </w:p>
+          <w:p>
+            <w:pPr>
+              <w:spacing w:after="30"/>
+            </w:pPr>
+            <w:r>
+              <w:rPr>
+                <w:b/>
+                <w:bCs/>
+                <w:color w:val="1A5276"/>
+              </w:rPr>
+              <w:t xml:space="preserve">– </w:t>
+            </w:r>
+            <w:r>
+              <w:t xml:space="preserve">1 DJ / animateur soirée</w:t>
+            </w:r>
+          </w:p>
+          <w:p>
+            <w:pPr>
+              <w:spacing w:after="30"/>
+            </w:pPr>
+            <w:r>
+              <w:rPr>
+                <w:b/>
+                <w:bCs/>
+                <w:color w:val="1A5276"/>
+              </w:rPr>
+              <w:t xml:space="preserve">– </w:t>
+            </w:r>
+            <w:r>
+              <w:t xml:space="preserve">1 vidéaste (capsule J+3)</w:t>
+            </w:r>
+          </w:p>
+        </w:tc>
+      </w:tr>
+    </w:tbl>
+    <w:p>
+      <w:pPr>
+        <w:spacing w:after="160" w:before="80"/>
+      </w:pPr>
+      <w:r>
+        <w:rPr>
+          <w:b/>
+          <w:bCs/>
+          <w:color w:val="1A5276"/>
+        </w:rPr>
+        <w:t xml:space="preserve">1 / 15-20</w:t>
+      </w:r>
+      <w:r>
+        <w:rPr>
+          <w:color w:val="5B6B70"/>
+        </w:rPr>
+        <w:t xml:space="preserve"> encadrant / pax      </w:t>
+      </w:r>
+      <w:r>
+        <w:rPr>
+          <w:b/>
+          <w:bCs/>
+          <w:color w:val="1A5276"/>
+        </w:rPr>
+        <w:t xml:space="preserve">10-12</w:t>
+      </w:r>
+      <w:r>
+        <w:rPr>
+          <w:color w:val="5B6B70"/>
+        </w:rPr>
+        <w:t xml:space="preserve"> encadrants minimum      </w:t>
+      </w:r>
+      <w:r>
+        <w:rPr>
+          <w:b/>
+          <w:bCs/>
+          <w:color w:val="1A5276"/>
+        </w:rPr>
+        <w:t xml:space="preserve">100-200</w:t>
+      </w:r>
+      <w:r>
+        <w:rPr>
+          <w:color w:val="5B6B70"/>
+        </w:rPr>
+        <w:t xml:space="preserve"> jauge</w:t>
+      </w:r>
+    </w:p>
+    <w:p>
+      <w:r>
+        <w:br w:type="page"/>
+      </w:r>
+    </w:p>
+    <w:p>
+      <w:pPr>
+        <w:pStyle w:val="Heading1"/>
+        <w:spacing w:after="120" w:before="360"/>
+      </w:pPr>
+      <w:r>
+        <w:rPr>
+          <w:b/>
+          <w:bCs/>
+          <w:color w:val="0D3B4F"/>
+          <w:sz w:val="36"/>
+          <w:szCs w:val="36"/>
+        </w:rPr>
+        <w:t xml:space="preserve">Grille tarifaire</w:t>
+      </w:r>
+    </w:p>
+    <w:p>
+      <w:pPr>
+        <w:spacing w:after="140"/>
+      </w:pPr>
+      <w:r>
+        <w:t xml:space="preserve">Prix indicatifs par personne, TTC, base chambre double. Dégressifs selon la taille du groupe. </w:t>
+      </w:r>
+      <w:r>
+        <w:rPr>
+          <w:i/>
+          <w:iCs/>
+          <w:color w:val="5B6B70"/>
+        </w:rPr>
+        <w:t xml:space="preserve">Chiffres à valider avec le contrôle de gestion (tarif chambre, food cost, masse salariale).</w:t>
+      </w:r>
+    </w:p>
+    <w:tbl>
+      <w:tblPr>
+        <w:tblW w:type="dxa" w:w="9026"/>
+        <w:tblBorders>
+          <w:top w:val="single" w:color="auto" w:sz="4"/>
+          <w:left w:val="single" w:color="auto" w:sz="4"/>
+          <w:bottom w:val="single" w:color="auto" w:sz="4"/>
+          <w:right w:val="single" w:color="auto" w:sz="4"/>
+          <w:insideH w:val="single" w:color="auto" w:sz="4"/>
+          <w:insideV w:val="single" w:color="auto" w:sz="4"/>
+        </w:tblBorders>
+      </w:tblPr>
+      <w:tblGrid>
+        <w:gridCol w:w="2426"/>
+        <w:gridCol w:w="1320"/>
+        <w:gridCol w:w="1320"/>
+        <w:gridCol w:w="1320"/>
+        <w:gridCol w:w="1320"/>
+        <w:gridCol w:w="1320"/>
+        <w:gridCol w:w="1320"/>
+      </w:tblGrid>
+      <w:tr>
+        <w:trPr>
+          <w:tblHeader/>
+        </w:trPr>
+        <w:tc>
+          <w:tcPr>
+            <w:tcW w:type="dxa" w:w="2426"/>
             <w:tcBorders>
               <w:top w:val="single" w:color="D9D2C4" w:sz="1"/>
               <w:left w:val="single" w:color="D9D2C4" w:sz="1"/>
@@ -9769,7 +11992,7 @@
         </w:tc>
         <w:tc>
           <w:tcPr>
-            <w:tcW w:type="dxa" w:w="1550"/>
+            <w:tcW w:type="dxa" w:w="1320"/>
             <w:tcBorders>
               <w:top w:val="single" w:color="D9D2C4" w:sz="1"/>
               <w:left w:val="single" w:color="D9D2C4" w:sz="1"/>
@@ -9800,7 +12023,7 @@
         </w:tc>
         <w:tc>
           <w:tcPr>
-            <w:tcW w:type="dxa" w:w="1550"/>
+            <w:tcW w:type="dxa" w:w="1320"/>
             <w:tcBorders>
               <w:top w:val="single" w:color="D9D2C4" w:sz="1"/>
               <w:left w:val="single" w:color="D9D2C4" w:sz="1"/>
@@ -9831,7 +12054,7 @@
         </w:tc>
         <w:tc>
           <w:tcPr>
-            <w:tcW w:type="dxa" w:w="1550"/>
+            <w:tcW w:type="dxa" w:w="1320"/>
             <w:tcBorders>
               <w:top w:val="single" w:color="D9D2C4" w:sz="1"/>
               <w:left w:val="single" w:color="D9D2C4" w:sz="1"/>
@@ -9862,7 +12085,7 @@
         </w:tc>
         <w:tc>
           <w:tcPr>
-            <w:tcW w:type="dxa" w:w="1550"/>
+            <w:tcW w:type="dxa" w:w="1320"/>
             <w:tcBorders>
               <w:top w:val="single" w:color="D9D2C4" w:sz="1"/>
               <w:left w:val="single" w:color="D9D2C4" w:sz="1"/>
@@ -9891,44 +12114,16 @@
             </w:r>
           </w:p>
         </w:tc>
-      </w:tr>
-      <w:tr>
-        <w:tc>
-          <w:tcPr>
-            <w:tcW w:type="dxa" w:w="2826"/>
-            <w:tcBorders>
-              <w:top w:val="single" w:color="D9D2C4" w:sz="1"/>
-              <w:left w:val="single" w:color="D9D2C4" w:sz="1"/>
-              <w:bottom w:val="single" w:color="D9D2C4" w:sz="1"/>
-              <w:right w:val="single" w:color="D9D2C4" w:sz="1"/>
-            </w:tcBorders>
-            <w:tcMar>
-              <w:top w:type="dxa" w:w="70"/>
-              <w:left w:type="dxa" w:w="120"/>
-              <w:bottom w:type="dxa" w:w="70"/>
-              <w:right w:type="dxa" w:w="120"/>
-            </w:tcMar>
-          </w:tcPr>
-          <w:p>
-            <w:r>
-              <w:rPr>
-                <w:b/>
-                <w:bCs/>
-                <w:color w:val="1F8A70"/>
-              </w:rPr>
-              <w:t xml:space="preserve">Koh-Bouznika (3J/2N)</w:t>
-            </w:r>
-          </w:p>
-        </w:tc>
-        <w:tc>
-          <w:tcPr>
-            <w:tcW w:type="dxa" w:w="1550"/>
-            <w:tcBorders>
-              <w:top w:val="single" w:color="D9D2C4" w:sz="1"/>
-              <w:left w:val="single" w:color="D9D2C4" w:sz="1"/>
-              <w:bottom w:val="single" w:color="D9D2C4" w:sz="1"/>
-              <w:right w:val="single" w:color="D9D2C4" w:sz="1"/>
-            </w:tcBorders>
+        <w:tc>
+          <w:tcPr>
+            <w:tcW w:type="dxa" w:w="1320"/>
+            <w:tcBorders>
+              <w:top w:val="single" w:color="D9D2C4" w:sz="1"/>
+              <w:left w:val="single" w:color="D9D2C4" w:sz="1"/>
+              <w:bottom w:val="single" w:color="D9D2C4" w:sz="1"/>
+              <w:right w:val="single" w:color="D9D2C4" w:sz="1"/>
+            </w:tcBorders>
+            <w:shd w:fill="0D3B4F" w:color="auto" w:val="clear"/>
             <w:tcMar>
               <w:top w:type="dxa" w:w="70"/>
               <w:left w:type="dxa" w:w="120"/>
@@ -9942,6 +12137,96 @@
             </w:pPr>
             <w:r>
               <w:rPr>
+                <w:b/>
+                <w:bCs/>
+                <w:color w:val="FFFFFF"/>
+              </w:rPr>
+              <w:t xml:space="preserve">81-120 pax</w:t>
+            </w:r>
+          </w:p>
+        </w:tc>
+        <w:tc>
+          <w:tcPr>
+            <w:tcW w:type="dxa" w:w="1320"/>
+            <w:tcBorders>
+              <w:top w:val="single" w:color="D9D2C4" w:sz="1"/>
+              <w:left w:val="single" w:color="D9D2C4" w:sz="1"/>
+              <w:bottom w:val="single" w:color="D9D2C4" w:sz="1"/>
+              <w:right w:val="single" w:color="D9D2C4" w:sz="1"/>
+            </w:tcBorders>
+            <w:shd w:fill="1A5276" w:color="auto" w:val="clear"/>
+            <w:tcMar>
+              <w:top w:type="dxa" w:w="70"/>
+              <w:left w:type="dxa" w:w="120"/>
+              <w:bottom w:type="dxa" w:w="70"/>
+              <w:right w:type="dxa" w:w="120"/>
+            </w:tcMar>
+          </w:tcPr>
+          <w:p>
+            <w:pPr>
+              <w:jc w:val="center"/>
+            </w:pPr>
+            <w:r>
+              <w:rPr>
+                <w:b/>
+                <w:bCs/>
+                <w:color w:val="FFFFFF"/>
+              </w:rPr>
+              <w:t xml:space="preserve">100-200 pax</w:t>
+            </w:r>
+          </w:p>
+        </w:tc>
+      </w:tr>
+      <w:tr>
+        <w:tc>
+          <w:tcPr>
+            <w:tcW w:type="dxa" w:w="2426"/>
+            <w:tcBorders>
+              <w:top w:val="single" w:color="D9D2C4" w:sz="1"/>
+              <w:left w:val="single" w:color="D9D2C4" w:sz="1"/>
+              <w:bottom w:val="single" w:color="D9D2C4" w:sz="1"/>
+              <w:right w:val="single" w:color="D9D2C4" w:sz="1"/>
+            </w:tcBorders>
+            <w:tcMar>
+              <w:top w:type="dxa" w:w="70"/>
+              <w:left w:type="dxa" w:w="120"/>
+              <w:bottom w:type="dxa" w:w="70"/>
+              <w:right w:type="dxa" w:w="120"/>
+            </w:tcMar>
+          </w:tcPr>
+          <w:p>
+            <w:r>
+              <w:rPr>
+                <w:b/>
+                <w:bCs/>
+                <w:color w:val="1F8A70"/>
+              </w:rPr>
+              <w:t xml:space="preserve">Koh-Bouznika (3J/2N)</w:t>
+            </w:r>
+          </w:p>
+        </w:tc>
+        <w:tc>
+          <w:tcPr>
+            <w:tcW w:type="dxa" w:w="1320"/>
+            <w:tcBorders>
+              <w:top w:val="single" w:color="D9D2C4" w:sz="1"/>
+              <w:left w:val="single" w:color="D9D2C4" w:sz="1"/>
+              <w:bottom w:val="single" w:color="D9D2C4" w:sz="1"/>
+              <w:right w:val="single" w:color="D9D2C4" w:sz="1"/>
+            </w:tcBorders>
+            <w:tcMar>
+              <w:top w:type="dxa" w:w="70"/>
+              <w:left w:type="dxa" w:w="120"/>
+              <w:bottom w:type="dxa" w:w="70"/>
+              <w:right w:type="dxa" w:w="120"/>
+            </w:tcMar>
+          </w:tcPr>
+          <w:p>
+            <w:pPr>
+              <w:jc w:val="center"/>
+            </w:pPr>
+            <w:r>
+              <w:rPr>
                 <w:b w:val="false"/>
                 <w:bCs w:val="false"/>
                 <w:color w:val="000000"/>
@@ -9952,7 +12237,7 @@
         </w:tc>
         <w:tc>
           <w:tcPr>
-            <w:tcW w:type="dxa" w:w="1550"/>
+            <w:tcW w:type="dxa" w:w="1320"/>
             <w:tcBorders>
               <w:top w:val="single" w:color="D9D2C4" w:sz="1"/>
               <w:left w:val="single" w:color="D9D2C4" w:sz="1"/>
@@ -9982,7 +12267,7 @@
         </w:tc>
         <w:tc>
           <w:tcPr>
-            <w:tcW w:type="dxa" w:w="1550"/>
+            <w:tcW w:type="dxa" w:w="1320"/>
             <w:tcBorders>
               <w:top w:val="single" w:color="D9D2C4" w:sz="1"/>
               <w:left w:val="single" w:color="D9D2C4" w:sz="1"/>
@@ -10012,7 +12297,7 @@
         </w:tc>
         <w:tc>
           <w:tcPr>
-            <w:tcW w:type="dxa" w:w="1550"/>
+            <w:tcW w:type="dxa" w:w="1320"/>
             <w:tcBorders>
               <w:top w:val="single" w:color="D9D2C4" w:sz="1"/>
               <w:left w:val="single" w:color="D9D2C4" w:sz="1"/>
@@ -10040,38 +12325,9 @@
             </w:r>
           </w:p>
         </w:tc>
-      </w:tr>
-      <w:tr>
-        <w:tc>
-          <w:tcPr>
-            <w:tcW w:type="dxa" w:w="2826"/>
-            <w:tcBorders>
-              <w:top w:val="single" w:color="D9D2C4" w:sz="1"/>
-              <w:left w:val="single" w:color="D9D2C4" w:sz="1"/>
-              <w:bottom w:val="single" w:color="D9D2C4" w:sz="1"/>
-              <w:right w:val="single" w:color="D9D2C4" w:sz="1"/>
-            </w:tcBorders>
-            <w:tcMar>
-              <w:top w:type="dxa" w:w="70"/>
-              <w:left w:type="dxa" w:w="120"/>
-              <w:bottom w:type="dxa" w:w="70"/>
-              <w:right w:type="dxa" w:w="120"/>
-            </w:tcMar>
-          </w:tcPr>
-          <w:p>
-            <w:r>
-              <w:rPr>
-                <w:b/>
-                <w:bCs/>
-                <w:color w:val="D9701F"/>
-              </w:rPr>
-              <w:t xml:space="preserve">Colo des Grands (3J/2N)</w:t>
-            </w:r>
-          </w:p>
-        </w:tc>
-        <w:tc>
-          <w:tcPr>
-            <w:tcW w:type="dxa" w:w="1550"/>
+        <w:tc>
+          <w:tcPr>
+            <w:tcW w:type="dxa" w:w="1320"/>
             <w:tcBorders>
               <w:top w:val="single" w:color="D9D2C4" w:sz="1"/>
               <w:left w:val="single" w:color="D9D2C4" w:sz="1"/>
@@ -10095,13 +12351,13 @@
                 <w:bCs w:val="false"/>
                 <w:color w:val="000000"/>
               </w:rPr>
-              <w:t xml:space="preserve">7 800</w:t>
-            </w:r>
-          </w:p>
-        </w:tc>
-        <w:tc>
-          <w:tcPr>
-            <w:tcW w:type="dxa" w:w="1550"/>
+              <w:t xml:space="preserve">5 400</w:t>
+            </w:r>
+          </w:p>
+        </w:tc>
+        <w:tc>
+          <w:tcPr>
+            <w:tcW w:type="dxa" w:w="1320"/>
             <w:tcBorders>
               <w:top w:val="single" w:color="D9D2C4" w:sz="1"/>
               <w:left w:val="single" w:color="D9D2C4" w:sz="1"/>
@@ -10125,13 +12381,42 @@
                 <w:bCs w:val="false"/>
                 <w:color w:val="000000"/>
               </w:rPr>
-              <w:t xml:space="preserve">6 900</w:t>
-            </w:r>
-          </w:p>
-        </w:tc>
-        <w:tc>
-          <w:tcPr>
-            <w:tcW w:type="dxa" w:w="1550"/>
+              <w:t xml:space="preserve">—</w:t>
+            </w:r>
+          </w:p>
+        </w:tc>
+      </w:tr>
+      <w:tr>
+        <w:tc>
+          <w:tcPr>
+            <w:tcW w:type="dxa" w:w="2426"/>
+            <w:tcBorders>
+              <w:top w:val="single" w:color="D9D2C4" w:sz="1"/>
+              <w:left w:val="single" w:color="D9D2C4" w:sz="1"/>
+              <w:bottom w:val="single" w:color="D9D2C4" w:sz="1"/>
+              <w:right w:val="single" w:color="D9D2C4" w:sz="1"/>
+            </w:tcBorders>
+            <w:tcMar>
+              <w:top w:type="dxa" w:w="70"/>
+              <w:left w:type="dxa" w:w="120"/>
+              <w:bottom w:type="dxa" w:w="70"/>
+              <w:right w:type="dxa" w:w="120"/>
+            </w:tcMar>
+          </w:tcPr>
+          <w:p>
+            <w:r>
+              <w:rPr>
+                <w:b/>
+                <w:bCs/>
+                <w:color w:val="D9701F"/>
+              </w:rPr>
+              <w:t xml:space="preserve">Colo des Grands (3J/2N)</w:t>
+            </w:r>
+          </w:p>
+        </w:tc>
+        <w:tc>
+          <w:tcPr>
+            <w:tcW w:type="dxa" w:w="1320"/>
             <w:tcBorders>
               <w:top w:val="single" w:color="D9D2C4" w:sz="1"/>
               <w:left w:val="single" w:color="D9D2C4" w:sz="1"/>
@@ -10155,13 +12440,13 @@
                 <w:bCs w:val="false"/>
                 <w:color w:val="000000"/>
               </w:rPr>
-              <w:t xml:space="preserve">6 200</w:t>
-            </w:r>
-          </w:p>
-        </w:tc>
-        <w:tc>
-          <w:tcPr>
-            <w:tcW w:type="dxa" w:w="1550"/>
+              <w:t xml:space="preserve">7 800</w:t>
+            </w:r>
+          </w:p>
+        </w:tc>
+        <w:tc>
+          <w:tcPr>
+            <w:tcW w:type="dxa" w:w="1320"/>
             <w:tcBorders>
               <w:top w:val="single" w:color="D9D2C4" w:sz="1"/>
               <w:left w:val="single" w:color="D9D2C4" w:sz="1"/>
@@ -10185,42 +12470,13 @@
                 <w:bCs w:val="false"/>
                 <w:color w:val="000000"/>
               </w:rPr>
-              <w:t xml:space="preserve">—</w:t>
-            </w:r>
-          </w:p>
-        </w:tc>
-      </w:tr>
-      <w:tr>
-        <w:tc>
-          <w:tcPr>
-            <w:tcW w:type="dxa" w:w="2826"/>
-            <w:tcBorders>
-              <w:top w:val="single" w:color="D9D2C4" w:sz="1"/>
-              <w:left w:val="single" w:color="D9D2C4" w:sz="1"/>
-              <w:bottom w:val="single" w:color="D9D2C4" w:sz="1"/>
-              <w:right w:val="single" w:color="D9D2C4" w:sz="1"/>
-            </w:tcBorders>
-            <w:tcMar>
-              <w:top w:type="dxa" w:w="70"/>
-              <w:left w:type="dxa" w:w="120"/>
-              <w:bottom w:type="dxa" w:w="70"/>
-              <w:right w:type="dxa" w:w="120"/>
-            </w:tcMar>
-          </w:tcPr>
-          <w:p>
-            <w:r>
-              <w:rPr>
-                <w:b/>
-                <w:bCs/>
-                <w:color w:val="7B4BBF"/>
-              </w:rPr>
-              <w:t xml:space="preserve">Sound System (3J/2N)</w:t>
-            </w:r>
-          </w:p>
-        </w:tc>
-        <w:tc>
-          <w:tcPr>
-            <w:tcW w:type="dxa" w:w="1550"/>
+              <w:t xml:space="preserve">6 900</w:t>
+            </w:r>
+          </w:p>
+        </w:tc>
+        <w:tc>
+          <w:tcPr>
+            <w:tcW w:type="dxa" w:w="1320"/>
             <w:tcBorders>
               <w:top w:val="single" w:color="D9D2C4" w:sz="1"/>
               <w:left w:val="single" w:color="D9D2C4" w:sz="1"/>
@@ -10244,13 +12500,13 @@
                 <w:bCs w:val="false"/>
                 <w:color w:val="000000"/>
               </w:rPr>
-              <w:t xml:space="preserve">—</w:t>
-            </w:r>
-          </w:p>
-        </w:tc>
-        <w:tc>
-          <w:tcPr>
-            <w:tcW w:type="dxa" w:w="1550"/>
+              <w:t xml:space="preserve">6 200</w:t>
+            </w:r>
+          </w:p>
+        </w:tc>
+        <w:tc>
+          <w:tcPr>
+            <w:tcW w:type="dxa" w:w="1320"/>
             <w:tcBorders>
               <w:top w:val="single" w:color="D9D2C4" w:sz="1"/>
               <w:left w:val="single" w:color="D9D2C4" w:sz="1"/>
@@ -10274,13 +12530,13 @@
                 <w:bCs w:val="false"/>
                 <w:color w:val="000000"/>
               </w:rPr>
-              <w:t xml:space="preserve">9 500</w:t>
-            </w:r>
-          </w:p>
-        </w:tc>
-        <w:tc>
-          <w:tcPr>
-            <w:tcW w:type="dxa" w:w="1550"/>
+              <w:t xml:space="preserve">—</w:t>
+            </w:r>
+          </w:p>
+        </w:tc>
+        <w:tc>
+          <w:tcPr>
+            <w:tcW w:type="dxa" w:w="1320"/>
             <w:tcBorders>
               <w:top w:val="single" w:color="D9D2C4" w:sz="1"/>
               <w:left w:val="single" w:color="D9D2C4" w:sz="1"/>
@@ -10304,13 +12560,13 @@
                 <w:bCs w:val="false"/>
                 <w:color w:val="000000"/>
               </w:rPr>
-              <w:t xml:space="preserve">8 200</w:t>
-            </w:r>
-          </w:p>
-        </w:tc>
-        <w:tc>
-          <w:tcPr>
-            <w:tcW w:type="dxa" w:w="1550"/>
+              <w:t xml:space="preserve">—</w:t>
+            </w:r>
+          </w:p>
+        </w:tc>
+        <w:tc>
+          <w:tcPr>
+            <w:tcW w:type="dxa" w:w="1320"/>
             <w:tcBorders>
               <w:top w:val="single" w:color="D9D2C4" w:sz="1"/>
               <w:left w:val="single" w:color="D9D2C4" w:sz="1"/>
@@ -10334,42 +12590,42 @@
                 <w:bCs w:val="false"/>
                 <w:color w:val="000000"/>
               </w:rPr>
-              <w:t xml:space="preserve">7 300</w:t>
-            </w:r>
-          </w:p>
-        </w:tc>
-      </w:tr>
-      <w:tr>
-        <w:tc>
-          <w:tcPr>
-            <w:tcW w:type="dxa" w:w="2826"/>
-            <w:tcBorders>
-              <w:top w:val="single" w:color="D9D2C4" w:sz="1"/>
-              <w:left w:val="single" w:color="D9D2C4" w:sz="1"/>
-              <w:bottom w:val="single" w:color="D9D2C4" w:sz="1"/>
-              <w:right w:val="single" w:color="D9D2C4" w:sz="1"/>
-            </w:tcBorders>
-            <w:tcMar>
-              <w:top w:type="dxa" w:w="70"/>
-              <w:left w:type="dxa" w:w="120"/>
-              <w:bottom w:type="dxa" w:w="70"/>
-              <w:right w:type="dxa" w:w="120"/>
-            </w:tcMar>
-          </w:tcPr>
-          <w:p>
-            <w:r>
-              <w:rPr>
-                <w:b/>
-                <w:bCs/>
-                <w:color w:val="B14A2E"/>
-              </w:rPr>
-              <w:t xml:space="preserve">Dar Dyalna (3J/2N)</w:t>
-            </w:r>
-          </w:p>
-        </w:tc>
-        <w:tc>
-          <w:tcPr>
-            <w:tcW w:type="dxa" w:w="1550"/>
+              <w:t xml:space="preserve">—</w:t>
+            </w:r>
+          </w:p>
+        </w:tc>
+      </w:tr>
+      <w:tr>
+        <w:tc>
+          <w:tcPr>
+            <w:tcW w:type="dxa" w:w="2426"/>
+            <w:tcBorders>
+              <w:top w:val="single" w:color="D9D2C4" w:sz="1"/>
+              <w:left w:val="single" w:color="D9D2C4" w:sz="1"/>
+              <w:bottom w:val="single" w:color="D9D2C4" w:sz="1"/>
+              <w:right w:val="single" w:color="D9D2C4" w:sz="1"/>
+            </w:tcBorders>
+            <w:tcMar>
+              <w:top w:type="dxa" w:w="70"/>
+              <w:left w:type="dxa" w:w="120"/>
+              <w:bottom w:type="dxa" w:w="70"/>
+              <w:right w:type="dxa" w:w="120"/>
+            </w:tcMar>
+          </w:tcPr>
+          <w:p>
+            <w:r>
+              <w:rPr>
+                <w:b/>
+                <w:bCs/>
+                <w:color w:val="7B4BBF"/>
+              </w:rPr>
+              <w:t xml:space="preserve">Sound System (3J/2N)</w:t>
+            </w:r>
+          </w:p>
+        </w:tc>
+        <w:tc>
+          <w:tcPr>
+            <w:tcW w:type="dxa" w:w="1320"/>
             <w:tcBorders>
               <w:top w:val="single" w:color="D9D2C4" w:sz="1"/>
               <w:left w:val="single" w:color="D9D2C4" w:sz="1"/>
@@ -10393,13 +12649,13 @@
                 <w:bCs w:val="false"/>
                 <w:color w:val="000000"/>
               </w:rPr>
-              <w:t xml:space="preserve">8 600</w:t>
-            </w:r>
-          </w:p>
-        </w:tc>
-        <w:tc>
-          <w:tcPr>
-            <w:tcW w:type="dxa" w:w="1550"/>
+              <w:t xml:space="preserve">—</w:t>
+            </w:r>
+          </w:p>
+        </w:tc>
+        <w:tc>
+          <w:tcPr>
+            <w:tcW w:type="dxa" w:w="1320"/>
             <w:tcBorders>
               <w:top w:val="single" w:color="D9D2C4" w:sz="1"/>
               <w:left w:val="single" w:color="D9D2C4" w:sz="1"/>
@@ -10423,13 +12679,13 @@
                 <w:bCs w:val="false"/>
                 <w:color w:val="000000"/>
               </w:rPr>
-              <w:t xml:space="preserve">7 500</w:t>
-            </w:r>
-          </w:p>
-        </w:tc>
-        <w:tc>
-          <w:tcPr>
-            <w:tcW w:type="dxa" w:w="1550"/>
+              <w:t xml:space="preserve">9 500</w:t>
+            </w:r>
+          </w:p>
+        </w:tc>
+        <w:tc>
+          <w:tcPr>
+            <w:tcW w:type="dxa" w:w="1320"/>
             <w:tcBorders>
               <w:top w:val="single" w:color="D9D2C4" w:sz="1"/>
               <w:left w:val="single" w:color="D9D2C4" w:sz="1"/>
@@ -10453,13 +12709,13 @@
                 <w:bCs w:val="false"/>
                 <w:color w:val="000000"/>
               </w:rPr>
-              <w:t xml:space="preserve">6 800</w:t>
-            </w:r>
-          </w:p>
-        </w:tc>
-        <w:tc>
-          <w:tcPr>
-            <w:tcW w:type="dxa" w:w="1550"/>
+              <w:t xml:space="preserve">8 200</w:t>
+            </w:r>
+          </w:p>
+        </w:tc>
+        <w:tc>
+          <w:tcPr>
+            <w:tcW w:type="dxa" w:w="1320"/>
             <w:tcBorders>
               <w:top w:val="single" w:color="D9D2C4" w:sz="1"/>
               <w:left w:val="single" w:color="D9D2C4" w:sz="1"/>
@@ -10483,42 +12739,13 @@
                 <w:bCs w:val="false"/>
                 <w:color w:val="000000"/>
               </w:rPr>
-              <w:t xml:space="preserve">—</w:t>
-            </w:r>
-          </w:p>
-        </w:tc>
-      </w:tr>
-      <w:tr>
-        <w:tc>
-          <w:tcPr>
-            <w:tcW w:type="dxa" w:w="2826"/>
-            <w:tcBorders>
-              <w:top w:val="single" w:color="D9D2C4" w:sz="1"/>
-              <w:left w:val="single" w:color="D9D2C4" w:sz="1"/>
-              <w:bottom w:val="single" w:color="D9D2C4" w:sz="1"/>
-              <w:right w:val="single" w:color="D9D2C4" w:sz="1"/>
-            </w:tcBorders>
-            <w:tcMar>
-              <w:top w:type="dxa" w:w="70"/>
-              <w:left w:type="dxa" w:w="120"/>
-              <w:bottom w:type="dxa" w:w="70"/>
-              <w:right w:type="dxa" w:w="120"/>
-            </w:tcMar>
-          </w:tcPr>
-          <w:p>
-            <w:r>
-              <w:rPr>
-                <w:b/>
-                <w:bCs/>
-                <w:color w:val="B8901F"/>
-              </w:rPr>
-              <w:t xml:space="preserve">Good Vibes (2J/1N)</w:t>
-            </w:r>
-          </w:p>
-        </w:tc>
-        <w:tc>
-          <w:tcPr>
-            <w:tcW w:type="dxa" w:w="1550"/>
+              <w:t xml:space="preserve">7 300</w:t>
+            </w:r>
+          </w:p>
+        </w:tc>
+        <w:tc>
+          <w:tcPr>
+            <w:tcW w:type="dxa" w:w="1320"/>
             <w:tcBorders>
               <w:top w:val="single" w:color="D9D2C4" w:sz="1"/>
               <w:left w:val="single" w:color="D9D2C4" w:sz="1"/>
@@ -10542,13 +12769,13 @@
                 <w:bCs w:val="false"/>
                 <w:color w:val="000000"/>
               </w:rPr>
-              <w:t xml:space="preserve">5 200</w:t>
-            </w:r>
-          </w:p>
-        </w:tc>
-        <w:tc>
-          <w:tcPr>
-            <w:tcW w:type="dxa" w:w="1550"/>
+              <w:t xml:space="preserve">6 800</w:t>
+            </w:r>
+          </w:p>
+        </w:tc>
+        <w:tc>
+          <w:tcPr>
+            <w:tcW w:type="dxa" w:w="1320"/>
             <w:tcBorders>
               <w:top w:val="single" w:color="D9D2C4" w:sz="1"/>
               <w:left w:val="single" w:color="D9D2C4" w:sz="1"/>
@@ -10572,13 +12799,42 @@
                 <w:bCs w:val="false"/>
                 <w:color w:val="000000"/>
               </w:rPr>
-              <w:t xml:space="preserve">4 200</w:t>
-            </w:r>
-          </w:p>
-        </w:tc>
-        <w:tc>
-          <w:tcPr>
-            <w:tcW w:type="dxa" w:w="1550"/>
+              <w:t xml:space="preserve">—</w:t>
+            </w:r>
+          </w:p>
+        </w:tc>
+      </w:tr>
+      <w:tr>
+        <w:tc>
+          <w:tcPr>
+            <w:tcW w:type="dxa" w:w="2426"/>
+            <w:tcBorders>
+              <w:top w:val="single" w:color="D9D2C4" w:sz="1"/>
+              <w:left w:val="single" w:color="D9D2C4" w:sz="1"/>
+              <w:bottom w:val="single" w:color="D9D2C4" w:sz="1"/>
+              <w:right w:val="single" w:color="D9D2C4" w:sz="1"/>
+            </w:tcBorders>
+            <w:tcMar>
+              <w:top w:type="dxa" w:w="70"/>
+              <w:left w:type="dxa" w:w="120"/>
+              <w:bottom w:type="dxa" w:w="70"/>
+              <w:right w:type="dxa" w:w="120"/>
+            </w:tcMar>
+          </w:tcPr>
+          <w:p>
+            <w:r>
+              <w:rPr>
+                <w:b/>
+                <w:bCs/>
+                <w:color w:val="B14A2E"/>
+              </w:rPr>
+              <w:t xml:space="preserve">Dar Dyalna (3J/2N)</w:t>
+            </w:r>
+          </w:p>
+        </w:tc>
+        <w:tc>
+          <w:tcPr>
+            <w:tcW w:type="dxa" w:w="1320"/>
             <w:tcBorders>
               <w:top w:val="single" w:color="D9D2C4" w:sz="1"/>
               <w:left w:val="single" w:color="D9D2C4" w:sz="1"/>
@@ -10602,13 +12858,13 @@
                 <w:bCs w:val="false"/>
                 <w:color w:val="000000"/>
               </w:rPr>
-              <w:t xml:space="preserve">—</w:t>
-            </w:r>
-          </w:p>
-        </w:tc>
-        <w:tc>
-          <w:tcPr>
-            <w:tcW w:type="dxa" w:w="1550"/>
+              <w:t xml:space="preserve">8 600</w:t>
+            </w:r>
+          </w:p>
+        </w:tc>
+        <w:tc>
+          <w:tcPr>
+            <w:tcW w:type="dxa" w:w="1320"/>
             <w:tcBorders>
               <w:top w:val="single" w:color="D9D2C4" w:sz="1"/>
               <w:left w:val="single" w:color="D9D2C4" w:sz="1"/>
@@ -10632,7 +12888,545 @@
                 <w:bCs w:val="false"/>
                 <w:color w:val="000000"/>
               </w:rPr>
+              <w:t xml:space="preserve">7 500</w:t>
+            </w:r>
+          </w:p>
+        </w:tc>
+        <w:tc>
+          <w:tcPr>
+            <w:tcW w:type="dxa" w:w="1320"/>
+            <w:tcBorders>
+              <w:top w:val="single" w:color="D9D2C4" w:sz="1"/>
+              <w:left w:val="single" w:color="D9D2C4" w:sz="1"/>
+              <w:bottom w:val="single" w:color="D9D2C4" w:sz="1"/>
+              <w:right w:val="single" w:color="D9D2C4" w:sz="1"/>
+            </w:tcBorders>
+            <w:tcMar>
+              <w:top w:type="dxa" w:w="70"/>
+              <w:left w:type="dxa" w:w="120"/>
+              <w:bottom w:type="dxa" w:w="70"/>
+              <w:right w:type="dxa" w:w="120"/>
+            </w:tcMar>
+          </w:tcPr>
+          <w:p>
+            <w:pPr>
+              <w:jc w:val="center"/>
+            </w:pPr>
+            <w:r>
+              <w:rPr>
+                <w:b w:val="false"/>
+                <w:bCs w:val="false"/>
+                <w:color w:val="000000"/>
+              </w:rPr>
+              <w:t xml:space="preserve">6 800</w:t>
+            </w:r>
+          </w:p>
+        </w:tc>
+        <w:tc>
+          <w:tcPr>
+            <w:tcW w:type="dxa" w:w="1320"/>
+            <w:tcBorders>
+              <w:top w:val="single" w:color="D9D2C4" w:sz="1"/>
+              <w:left w:val="single" w:color="D9D2C4" w:sz="1"/>
+              <w:bottom w:val="single" w:color="D9D2C4" w:sz="1"/>
+              <w:right w:val="single" w:color="D9D2C4" w:sz="1"/>
+            </w:tcBorders>
+            <w:tcMar>
+              <w:top w:type="dxa" w:w="70"/>
+              <w:left w:type="dxa" w:w="120"/>
+              <w:bottom w:type="dxa" w:w="70"/>
+              <w:right w:type="dxa" w:w="120"/>
+            </w:tcMar>
+          </w:tcPr>
+          <w:p>
+            <w:pPr>
+              <w:jc w:val="center"/>
+            </w:pPr>
+            <w:r>
+              <w:rPr>
+                <w:b w:val="false"/>
+                <w:bCs w:val="false"/>
+                <w:color w:val="000000"/>
+              </w:rPr>
               <w:t xml:space="preserve">—</w:t>
+            </w:r>
+          </w:p>
+        </w:tc>
+        <w:tc>
+          <w:tcPr>
+            <w:tcW w:type="dxa" w:w="1320"/>
+            <w:tcBorders>
+              <w:top w:val="single" w:color="D9D2C4" w:sz="1"/>
+              <w:left w:val="single" w:color="D9D2C4" w:sz="1"/>
+              <w:bottom w:val="single" w:color="D9D2C4" w:sz="1"/>
+              <w:right w:val="single" w:color="D9D2C4" w:sz="1"/>
+            </w:tcBorders>
+            <w:tcMar>
+              <w:top w:type="dxa" w:w="70"/>
+              <w:left w:type="dxa" w:w="120"/>
+              <w:bottom w:type="dxa" w:w="70"/>
+              <w:right w:type="dxa" w:w="120"/>
+            </w:tcMar>
+          </w:tcPr>
+          <w:p>
+            <w:pPr>
+              <w:jc w:val="center"/>
+            </w:pPr>
+            <w:r>
+              <w:rPr>
+                <w:b w:val="false"/>
+                <w:bCs w:val="false"/>
+                <w:color w:val="000000"/>
+              </w:rPr>
+              <w:t xml:space="preserve">—</w:t>
+            </w:r>
+          </w:p>
+        </w:tc>
+        <w:tc>
+          <w:tcPr>
+            <w:tcW w:type="dxa" w:w="1320"/>
+            <w:tcBorders>
+              <w:top w:val="single" w:color="D9D2C4" w:sz="1"/>
+              <w:left w:val="single" w:color="D9D2C4" w:sz="1"/>
+              <w:bottom w:val="single" w:color="D9D2C4" w:sz="1"/>
+              <w:right w:val="single" w:color="D9D2C4" w:sz="1"/>
+            </w:tcBorders>
+            <w:tcMar>
+              <w:top w:type="dxa" w:w="70"/>
+              <w:left w:type="dxa" w:w="120"/>
+              <w:bottom w:type="dxa" w:w="70"/>
+              <w:right w:type="dxa" w:w="120"/>
+            </w:tcMar>
+          </w:tcPr>
+          <w:p>
+            <w:pPr>
+              <w:jc w:val="center"/>
+            </w:pPr>
+            <w:r>
+              <w:rPr>
+                <w:b w:val="false"/>
+                <w:bCs w:val="false"/>
+                <w:color w:val="000000"/>
+              </w:rPr>
+              <w:t xml:space="preserve">—</w:t>
+            </w:r>
+          </w:p>
+        </w:tc>
+      </w:tr>
+      <w:tr>
+        <w:tc>
+          <w:tcPr>
+            <w:tcW w:type="dxa" w:w="2426"/>
+            <w:tcBorders>
+              <w:top w:val="single" w:color="D9D2C4" w:sz="1"/>
+              <w:left w:val="single" w:color="D9D2C4" w:sz="1"/>
+              <w:bottom w:val="single" w:color="D9D2C4" w:sz="1"/>
+              <w:right w:val="single" w:color="D9D2C4" w:sz="1"/>
+            </w:tcBorders>
+            <w:tcMar>
+              <w:top w:type="dxa" w:w="70"/>
+              <w:left w:type="dxa" w:w="120"/>
+              <w:bottom w:type="dxa" w:w="70"/>
+              <w:right w:type="dxa" w:w="120"/>
+            </w:tcMar>
+          </w:tcPr>
+          <w:p>
+            <w:r>
+              <w:rPr>
+                <w:b/>
+                <w:bCs/>
+                <w:color w:val="B8901F"/>
+              </w:rPr>
+              <w:t xml:space="preserve">Good Vibes (2J/1N)</w:t>
+            </w:r>
+          </w:p>
+        </w:tc>
+        <w:tc>
+          <w:tcPr>
+            <w:tcW w:type="dxa" w:w="1320"/>
+            <w:tcBorders>
+              <w:top w:val="single" w:color="D9D2C4" w:sz="1"/>
+              <w:left w:val="single" w:color="D9D2C4" w:sz="1"/>
+              <w:bottom w:val="single" w:color="D9D2C4" w:sz="1"/>
+              <w:right w:val="single" w:color="D9D2C4" w:sz="1"/>
+            </w:tcBorders>
+            <w:tcMar>
+              <w:top w:type="dxa" w:w="70"/>
+              <w:left w:type="dxa" w:w="120"/>
+              <w:bottom w:type="dxa" w:w="70"/>
+              <w:right w:type="dxa" w:w="120"/>
+            </w:tcMar>
+          </w:tcPr>
+          <w:p>
+            <w:pPr>
+              <w:jc w:val="center"/>
+            </w:pPr>
+            <w:r>
+              <w:rPr>
+                <w:b w:val="false"/>
+                <w:bCs w:val="false"/>
+                <w:color w:val="000000"/>
+              </w:rPr>
+              <w:t xml:space="preserve">5 200</w:t>
+            </w:r>
+          </w:p>
+        </w:tc>
+        <w:tc>
+          <w:tcPr>
+            <w:tcW w:type="dxa" w:w="1320"/>
+            <w:tcBorders>
+              <w:top w:val="single" w:color="D9D2C4" w:sz="1"/>
+              <w:left w:val="single" w:color="D9D2C4" w:sz="1"/>
+              <w:bottom w:val="single" w:color="D9D2C4" w:sz="1"/>
+              <w:right w:val="single" w:color="D9D2C4" w:sz="1"/>
+            </w:tcBorders>
+            <w:tcMar>
+              <w:top w:type="dxa" w:w="70"/>
+              <w:left w:type="dxa" w:w="120"/>
+              <w:bottom w:type="dxa" w:w="70"/>
+              <w:right w:type="dxa" w:w="120"/>
+            </w:tcMar>
+          </w:tcPr>
+          <w:p>
+            <w:pPr>
+              <w:jc w:val="center"/>
+            </w:pPr>
+            <w:r>
+              <w:rPr>
+                <w:b w:val="false"/>
+                <w:bCs w:val="false"/>
+                <w:color w:val="000000"/>
+              </w:rPr>
+              <w:t xml:space="preserve">4 200</w:t>
+            </w:r>
+          </w:p>
+        </w:tc>
+        <w:tc>
+          <w:tcPr>
+            <w:tcW w:type="dxa" w:w="1320"/>
+            <w:tcBorders>
+              <w:top w:val="single" w:color="D9D2C4" w:sz="1"/>
+              <w:left w:val="single" w:color="D9D2C4" w:sz="1"/>
+              <w:bottom w:val="single" w:color="D9D2C4" w:sz="1"/>
+              <w:right w:val="single" w:color="D9D2C4" w:sz="1"/>
+            </w:tcBorders>
+            <w:tcMar>
+              <w:top w:type="dxa" w:w="70"/>
+              <w:left w:type="dxa" w:w="120"/>
+              <w:bottom w:type="dxa" w:w="70"/>
+              <w:right w:type="dxa" w:w="120"/>
+            </w:tcMar>
+          </w:tcPr>
+          <w:p>
+            <w:pPr>
+              <w:jc w:val="center"/>
+            </w:pPr>
+            <w:r>
+              <w:rPr>
+                <w:b w:val="false"/>
+                <w:bCs w:val="false"/>
+                <w:color w:val="000000"/>
+              </w:rPr>
+              <w:t xml:space="preserve">—</w:t>
+            </w:r>
+          </w:p>
+        </w:tc>
+        <w:tc>
+          <w:tcPr>
+            <w:tcW w:type="dxa" w:w="1320"/>
+            <w:tcBorders>
+              <w:top w:val="single" w:color="D9D2C4" w:sz="1"/>
+              <w:left w:val="single" w:color="D9D2C4" w:sz="1"/>
+              <w:bottom w:val="single" w:color="D9D2C4" w:sz="1"/>
+              <w:right w:val="single" w:color="D9D2C4" w:sz="1"/>
+            </w:tcBorders>
+            <w:tcMar>
+              <w:top w:type="dxa" w:w="70"/>
+              <w:left w:type="dxa" w:w="120"/>
+              <w:bottom w:type="dxa" w:w="70"/>
+              <w:right w:type="dxa" w:w="120"/>
+            </w:tcMar>
+          </w:tcPr>
+          <w:p>
+            <w:pPr>
+              <w:jc w:val="center"/>
+            </w:pPr>
+            <w:r>
+              <w:rPr>
+                <w:b w:val="false"/>
+                <w:bCs w:val="false"/>
+                <w:color w:val="000000"/>
+              </w:rPr>
+              <w:t xml:space="preserve">—</w:t>
+            </w:r>
+          </w:p>
+        </w:tc>
+        <w:tc>
+          <w:tcPr>
+            <w:tcW w:type="dxa" w:w="1320"/>
+            <w:tcBorders>
+              <w:top w:val="single" w:color="D9D2C4" w:sz="1"/>
+              <w:left w:val="single" w:color="D9D2C4" w:sz="1"/>
+              <w:bottom w:val="single" w:color="D9D2C4" w:sz="1"/>
+              <w:right w:val="single" w:color="D9D2C4" w:sz="1"/>
+            </w:tcBorders>
+            <w:tcMar>
+              <w:top w:type="dxa" w:w="70"/>
+              <w:left w:type="dxa" w:w="120"/>
+              <w:bottom w:type="dxa" w:w="70"/>
+              <w:right w:type="dxa" w:w="120"/>
+            </w:tcMar>
+          </w:tcPr>
+          <w:p>
+            <w:pPr>
+              <w:jc w:val="center"/>
+            </w:pPr>
+            <w:r>
+              <w:rPr>
+                <w:b w:val="false"/>
+                <w:bCs w:val="false"/>
+                <w:color w:val="000000"/>
+              </w:rPr>
+              <w:t xml:space="preserve">—</w:t>
+            </w:r>
+          </w:p>
+        </w:tc>
+        <w:tc>
+          <w:tcPr>
+            <w:tcW w:type="dxa" w:w="1320"/>
+            <w:tcBorders>
+              <w:top w:val="single" w:color="D9D2C4" w:sz="1"/>
+              <w:left w:val="single" w:color="D9D2C4" w:sz="1"/>
+              <w:bottom w:val="single" w:color="D9D2C4" w:sz="1"/>
+              <w:right w:val="single" w:color="D9D2C4" w:sz="1"/>
+            </w:tcBorders>
+            <w:tcMar>
+              <w:top w:type="dxa" w:w="70"/>
+              <w:left w:type="dxa" w:w="120"/>
+              <w:bottom w:type="dxa" w:w="70"/>
+              <w:right w:type="dxa" w:w="120"/>
+            </w:tcMar>
+          </w:tcPr>
+          <w:p>
+            <w:pPr>
+              <w:jc w:val="center"/>
+            </w:pPr>
+            <w:r>
+              <w:rPr>
+                <w:b w:val="false"/>
+                <w:bCs w:val="false"/>
+                <w:color w:val="000000"/>
+              </w:rPr>
+              <w:t xml:space="preserve">—</w:t>
+            </w:r>
+          </w:p>
+        </w:tc>
+      </w:tr>
+      <w:tr>
+        <w:tc>
+          <w:tcPr>
+            <w:tcW w:type="dxa" w:w="2426"/>
+            <w:tcBorders>
+              <w:top w:val="single" w:color="D9D2C4" w:sz="1"/>
+              <w:left w:val="single" w:color="D9D2C4" w:sz="1"/>
+              <w:bottom w:val="single" w:color="D9D2C4" w:sz="1"/>
+              <w:right w:val="single" w:color="D9D2C4" w:sz="1"/>
+            </w:tcBorders>
+            <w:tcMar>
+              <w:top w:type="dxa" w:w="70"/>
+              <w:left w:type="dxa" w:w="120"/>
+              <w:bottom w:type="dxa" w:w="70"/>
+              <w:right w:type="dxa" w:w="120"/>
+            </w:tcMar>
+          </w:tcPr>
+          <w:p>
+            <w:r>
+              <w:rPr>
+                <w:b/>
+                <w:bCs/>
+                <w:color w:val="1A5276"/>
+              </w:rPr>
+              <w:t xml:space="preserve">Ocean Summit — Grand Format (3J/2N)</w:t>
+            </w:r>
+          </w:p>
+        </w:tc>
+        <w:tc>
+          <w:tcPr>
+            <w:tcW w:type="dxa" w:w="1320"/>
+            <w:tcBorders>
+              <w:top w:val="single" w:color="D9D2C4" w:sz="1"/>
+              <w:left w:val="single" w:color="D9D2C4" w:sz="1"/>
+              <w:bottom w:val="single" w:color="D9D2C4" w:sz="1"/>
+              <w:right w:val="single" w:color="D9D2C4" w:sz="1"/>
+            </w:tcBorders>
+            <w:tcMar>
+              <w:top w:type="dxa" w:w="70"/>
+              <w:left w:type="dxa" w:w="120"/>
+              <w:bottom w:type="dxa" w:w="70"/>
+              <w:right w:type="dxa" w:w="120"/>
+            </w:tcMar>
+          </w:tcPr>
+          <w:p>
+            <w:pPr>
+              <w:jc w:val="center"/>
+            </w:pPr>
+            <w:r>
+              <w:rPr>
+                <w:b w:val="false"/>
+                <w:bCs w:val="false"/>
+                <w:color w:val="000000"/>
+              </w:rPr>
+              <w:t xml:space="preserve">—</w:t>
+            </w:r>
+          </w:p>
+        </w:tc>
+        <w:tc>
+          <w:tcPr>
+            <w:tcW w:type="dxa" w:w="1320"/>
+            <w:tcBorders>
+              <w:top w:val="single" w:color="D9D2C4" w:sz="1"/>
+              <w:left w:val="single" w:color="D9D2C4" w:sz="1"/>
+              <w:bottom w:val="single" w:color="D9D2C4" w:sz="1"/>
+              <w:right w:val="single" w:color="D9D2C4" w:sz="1"/>
+            </w:tcBorders>
+            <w:tcMar>
+              <w:top w:type="dxa" w:w="70"/>
+              <w:left w:type="dxa" w:w="120"/>
+              <w:bottom w:type="dxa" w:w="70"/>
+              <w:right w:type="dxa" w:w="120"/>
+            </w:tcMar>
+          </w:tcPr>
+          <w:p>
+            <w:pPr>
+              <w:jc w:val="center"/>
+            </w:pPr>
+            <w:r>
+              <w:rPr>
+                <w:b w:val="false"/>
+                <w:bCs w:val="false"/>
+                <w:color w:val="000000"/>
+              </w:rPr>
+              <w:t xml:space="preserve">—</w:t>
+            </w:r>
+          </w:p>
+        </w:tc>
+        <w:tc>
+          <w:tcPr>
+            <w:tcW w:type="dxa" w:w="1320"/>
+            <w:tcBorders>
+              <w:top w:val="single" w:color="D9D2C4" w:sz="1"/>
+              <w:left w:val="single" w:color="D9D2C4" w:sz="1"/>
+              <w:bottom w:val="single" w:color="D9D2C4" w:sz="1"/>
+              <w:right w:val="single" w:color="D9D2C4" w:sz="1"/>
+            </w:tcBorders>
+            <w:tcMar>
+              <w:top w:type="dxa" w:w="70"/>
+              <w:left w:type="dxa" w:w="120"/>
+              <w:bottom w:type="dxa" w:w="70"/>
+              <w:right w:type="dxa" w:w="120"/>
+            </w:tcMar>
+          </w:tcPr>
+          <w:p>
+            <w:pPr>
+              <w:jc w:val="center"/>
+            </w:pPr>
+            <w:r>
+              <w:rPr>
+                <w:b w:val="false"/>
+                <w:bCs w:val="false"/>
+                <w:color w:val="000000"/>
+              </w:rPr>
+              <w:t xml:space="preserve">—</w:t>
+            </w:r>
+          </w:p>
+        </w:tc>
+        <w:tc>
+          <w:tcPr>
+            <w:tcW w:type="dxa" w:w="1320"/>
+            <w:tcBorders>
+              <w:top w:val="single" w:color="D9D2C4" w:sz="1"/>
+              <w:left w:val="single" w:color="D9D2C4" w:sz="1"/>
+              <w:bottom w:val="single" w:color="D9D2C4" w:sz="1"/>
+              <w:right w:val="single" w:color="D9D2C4" w:sz="1"/>
+            </w:tcBorders>
+            <w:tcMar>
+              <w:top w:type="dxa" w:w="70"/>
+              <w:left w:type="dxa" w:w="120"/>
+              <w:bottom w:type="dxa" w:w="70"/>
+              <w:right w:type="dxa" w:w="120"/>
+            </w:tcMar>
+          </w:tcPr>
+          <w:p>
+            <w:pPr>
+              <w:jc w:val="center"/>
+            </w:pPr>
+            <w:r>
+              <w:rPr>
+                <w:b w:val="false"/>
+                <w:bCs w:val="false"/>
+                <w:color w:val="000000"/>
+              </w:rPr>
+              <w:t xml:space="preserve">—</w:t>
+            </w:r>
+          </w:p>
+        </w:tc>
+        <w:tc>
+          <w:tcPr>
+            <w:tcW w:type="dxa" w:w="1320"/>
+            <w:tcBorders>
+              <w:top w:val="single" w:color="D9D2C4" w:sz="1"/>
+              <w:left w:val="single" w:color="D9D2C4" w:sz="1"/>
+              <w:bottom w:val="single" w:color="D9D2C4" w:sz="1"/>
+              <w:right w:val="single" w:color="D9D2C4" w:sz="1"/>
+            </w:tcBorders>
+            <w:tcMar>
+              <w:top w:type="dxa" w:w="70"/>
+              <w:left w:type="dxa" w:w="120"/>
+              <w:bottom w:type="dxa" w:w="70"/>
+              <w:right w:type="dxa" w:w="120"/>
+            </w:tcMar>
+          </w:tcPr>
+          <w:p>
+            <w:pPr>
+              <w:jc w:val="center"/>
+            </w:pPr>
+            <w:r>
+              <w:rPr>
+                <w:b w:val="false"/>
+                <w:bCs w:val="false"/>
+                <w:color w:val="000000"/>
+              </w:rPr>
+              <w:t xml:space="preserve">5 200</w:t>
+            </w:r>
+          </w:p>
+        </w:tc>
+        <w:tc>
+          <w:tcPr>
+            <w:tcW w:type="dxa" w:w="1320"/>
+            <w:tcBorders>
+              <w:top w:val="single" w:color="D9D2C4" w:sz="1"/>
+              <w:left w:val="single" w:color="D9D2C4" w:sz="1"/>
+              <w:bottom w:val="single" w:color="D9D2C4" w:sz="1"/>
+              <w:right w:val="single" w:color="D9D2C4" w:sz="1"/>
+            </w:tcBorders>
+            <w:tcMar>
+              <w:top w:type="dxa" w:w="70"/>
+              <w:left w:type="dxa" w:w="120"/>
+              <w:bottom w:type="dxa" w:w="70"/>
+              <w:right w:type="dxa" w:w="120"/>
+            </w:tcMar>
+          </w:tcPr>
+          <w:p>
+            <w:pPr>
+              <w:jc w:val="center"/>
+            </w:pPr>
+            <w:r>
+              <w:rPr>
+                <w:b w:val="false"/>
+                <w:bCs w:val="false"/>
+                <w:color w:val="000000"/>
+              </w:rPr>
+              <w:t xml:space="preserve">4 800</w:t>
             </w:r>
           </w:p>
         </w:tc>
@@ -10650,7 +13444,7 @@
           <w:sz w:val="18"/>
           <w:szCs w:val="18"/>
         </w:rPr>
-        <w:t xml:space="preserve">Montants en MAD. Prix de référence (jauge standard) : Good Vibes 4 200 · Colo 6 200 · Koh-Bouznika 6 500 · Dar Dyalna 6 800 · Sound System 8 200.</w:t>
+        <w:t xml:space="preserve">Montants en MAD, TTC, base chambre double. Prix de référence (jauge standard) : Good Vibes 4 200 · Colo 6 200 · Koh-Bouznika 6 500 · Dar Dyalna 6 800 · Sound System 8 200 · Ocean Summit 4 800. À valider avec le contrôle de gestion.</w:t>
       </w:r>
     </w:p>
     <w:p>
